--- a/Documentation/finetuning-architecture-v1.docx
+++ b/Documentation/finetuning-architecture-v1.docx
@@ -11814,7 +11814,39 @@
         <w:pStyle w:val="SourceCode"/>
       </w:pPr>
       <w:r>
-        <w:t xml:space="preserve">  "status": "promoted",                        // trained | evaluated | promoted | archived | failed</w:t>
+        <w:t xml:space="preserve">  "status": "promoted",                        // training | trained | evaluated | promoted | archived | failed</w:t>
+      </w:r>
+    </w:p>
+    <w:p>
+      <w:pPr>
+        <w:pStyle w:val="SourceCode"/>
+      </w:pPr>
+      <w:r>
+        <w:t xml:space="preserve">                                                   // `training` = manifest written, ms-swift not</w:t>
+      </w:r>
+    </w:p>
+    <w:p>
+      <w:pPr>
+        <w:pStyle w:val="SourceCode"/>
+      </w:pPr>
+      <w:r>
+        <w:t xml:space="preserve">                                                   // yet returned. A crashed run ends at `failed`,</w:t>
+      </w:r>
+    </w:p>
+    <w:p>
+      <w:pPr>
+        <w:pStyle w:val="SourceCode"/>
+      </w:pPr>
+      <w:r>
+        <w:t xml:space="preserve">                                                   // never `trained`, so the registry cannot</w:t>
+      </w:r>
+    </w:p>
+    <w:p>
+      <w:pPr>
+        <w:pStyle w:val="SourceCode"/>
+      </w:pPr>
+      <w:r>
+        <w:t xml:space="preserve">                                                   // advertise weights that nobody wrote.</w:t>
       </w:r>
     </w:p>
     <w:p>
@@ -14474,7 +14506,39 @@
         <w:pStyle w:val="SourceCode"/>
       </w:pPr>
       <w:r>
-        <w:t xml:space="preserve">  eval-reports/v{n}/</w:t>
+        <w:t xml:space="preserve">  eval-reports/v{n}/summary.json            # the scored EvalReport</w:t>
+      </w:r>
+    </w:p>
+    <w:p>
+      <w:pPr>
+        <w:pStyle w:val="SourceCode"/>
+      </w:pPr>
+      <w:r>
+        <w:t xml:space="preserve">  eval-reports/v{n}/{doc_type}/report.json</w:t>
+      </w:r>
+    </w:p>
+    <w:p>
+      <w:pPr>
+        <w:pStyle w:val="SourceCode"/>
+      </w:pPr>
+      <w:r>
+        <w:t xml:space="preserve">  eval-reports/v{n}/gate_decision.json      # the gate's verdict — a separate</w:t>
+      </w:r>
+    </w:p>
+    <w:p>
+      <w:pPr>
+        <w:pStyle w:val="SourceCode"/>
+      </w:pPr>
+      <w:r>
+        <w:t xml:space="preserve">                                             # key, so it cannot overwrite the</w:t>
+      </w:r>
+    </w:p>
+    <w:p>
+      <w:pPr>
+        <w:pStyle w:val="SourceCode"/>
+      </w:pPr>
+      <w:r>
+        <w:t xml:space="preserve">                                             # report it just read</w:t>
       </w:r>
     </w:p>
     <w:p>
@@ -17254,7 +17318,39 @@
         <w:pStyle w:val="SourceCode"/>
       </w:pPr>
       <w:r>
-        <w:t xml:space="preserve">  eval-reports/v{n}/</w:t>
+        <w:t xml:space="preserve">  eval-reports/v{n}/summary.json            # the scored EvalReport</w:t>
+      </w:r>
+    </w:p>
+    <w:p>
+      <w:pPr>
+        <w:pStyle w:val="SourceCode"/>
+      </w:pPr>
+      <w:r>
+        <w:t xml:space="preserve">  eval-reports/v{n}/{doc_type}/report.json</w:t>
+      </w:r>
+    </w:p>
+    <w:p>
+      <w:pPr>
+        <w:pStyle w:val="SourceCode"/>
+      </w:pPr>
+      <w:r>
+        <w:t xml:space="preserve">  eval-reports/v{n}/gate_decision.json      # the gate's verdict — a separate</w:t>
+      </w:r>
+    </w:p>
+    <w:p>
+      <w:pPr>
+        <w:pStyle w:val="SourceCode"/>
+      </w:pPr>
+      <w:r>
+        <w:t xml:space="preserve">                                             # key, so it cannot overwrite the</w:t>
+      </w:r>
+    </w:p>
+    <w:p>
+      <w:pPr>
+        <w:pStyle w:val="SourceCode"/>
+      </w:pPr>
+      <w:r>
+        <w:t xml:space="preserve">                                             # report it just read</w:t>
       </w:r>
     </w:p>
     <w:p>

--- a/Documentation/finetuning-architecture-v1.docx
+++ b/Documentation/finetuning-architecture-v1.docx
@@ -143,7 +143,7 @@
         <w:t xml:space="preserve">• </w:t>
       </w:r>
       <w:r>
-        <w:t>9. Fine-Tuning Technique — QLoRA</w:t>
+        <w:t>9. Fine-Tuning Technique — LoRA on a bf16 Base</w:t>
       </w:r>
     </w:p>
     <w:p>
@@ -2167,24 +2167,32 @@
             <w:tcW w:type="dxa" w:w="4680"/>
           </w:tcPr>
           <w:p>
-            <w:r/>
-            <w:r>
-              <w:rPr>
-                <w:b/>
-              </w:rPr>
-              <w:t>QLoRA</w:t>
-            </w:r>
-            <w:r>
-              <w:t xml:space="preserve"> (4-bit base, LoRA on LLM decoder + vision-language projector; ViT frozen </w:t>
-            </w:r>
-            <w:r>
-              <w:rPr>
-                <w:i/>
+            <w:r>
+              <w:rPr>
+                <w:b/>
+              </w:rPr>
+              <w:t>LoRA on a bf16 base</w:t>
+            </w:r>
+            <w:r>
+              <w:t xml:space="preserve"> (LoRA on LLM decoder + vision-language projector; ViT frozen </w:t>
+            </w:r>
+            <w:r>
+              <w:rPr>
+                <w:b/>
               </w:rPr>
               <w:t>initially</w:t>
             </w:r>
             <w:r>
-              <w:t>, unfrozen via an eval gate if scanned/image-only accuracy demands it)</w:t>
+              <w:t xml:space="preserve">, unfrozen via an eval gate if scanned/image-only accuracy demands it). 4-bit QLoRA stays available behind </w:t>
+            </w:r>
+            <w:r>
+              <w:rPr>
+                <w:rStyle w:val="VerbatimChar"/>
+              </w:rPr>
+              <w:t>load_in_4bit</w:t>
+            </w:r>
+            <w:r>
+              <w:t xml:space="preserve"> for VRAM-constrained pods — see §9.2</w:t>
             </w:r>
           </w:p>
         </w:tc>
@@ -2420,9 +2428,14 @@
             <w:tcW w:type="dxa" w:w="4680"/>
           </w:tcPr>
           <w:p>
-            <w:r/>
-            <w:r>
-              <w:t>QLoRA — 4-bit NF4 quantized base, LoRA adapters in bf16</w:t>
+            <w:r>
+              <w:t xml:space="preserve">LoRA — bf16 frozen base, LoRA adapters in bf16. Both serving paths hold the base in bf16/fp16, so training in bf16 means the adapter is applied to exactly the weights it trained against (§9.2). 4-bit NF4 (QLoRA) remains available via </w:t>
+            </w:r>
+            <w:r>
+              <w:rPr>
+                <w:rStyle w:val="VerbatimChar"/>
+              </w:rPr>
+              <w:t>load_in_4bit</w:t>
             </w:r>
           </w:p>
         </w:tc>
@@ -3612,7 +3625,7 @@
         <w:pStyle w:val="SourceCode"/>
       </w:pPr>
       <w:r>
-        <w:t>Qwen3-VL-8B-Instruct (frozen base, 4-bit)</w:t>
+        <w:t>Qwen3-VL-8B-Instruct (frozen base, bf16)</w:t>
       </w:r>
     </w:p>
     <w:p>
@@ -8140,7 +8153,95 @@
         <w:pStyle w:val="Heading2"/>
       </w:pPr>
       <w:r>
-        <w:t>9. Fine-Tuning Technique — QLoRA</w:t>
+        <w:t>9. Fine-Tuning Technique — LoRA on a bf16 Base</w:t>
+      </w:r>
+    </w:p>
+    <w:p>
+      <w:pPr>
+        <w:pStyle w:val="BodyText"/>
+      </w:pPr>
+      <w:r>
+        <w:rPr>
+          <w:b/>
+        </w:rPr>
+        <w:t>Two decisions, argued separately.</w:t>
+      </w:r>
+      <w:r>
+        <w:t xml:space="preserve"> An earlier revision of this section justified “QLoRA” with a single bullet titled </w:t>
+      </w:r>
+      <w:r>
+        <w:rPr>
+          <w:b/>
+        </w:rPr>
+        <w:t>why QLoRA over full fine-tuning</w:t>
+      </w:r>
+      <w:r>
+        <w:t xml:space="preserve"> — but every clause in it (behavior adaptation rather than knowledge injection, a fraction of the VRAM, many training cycles) argued for </w:t>
+      </w:r>
+      <w:r>
+        <w:rPr>
+          <w:b/>
+        </w:rPr>
+        <w:t>low-rank adaptation</w:t>
+      </w:r>
+      <w:r>
+        <w:t>, and none of it distinguished a 4-bit base from a bf16 one. The 4-bit half was never actually argued. It is now, and it came out the other way.</w:t>
+      </w:r>
+    </w:p>
+    <w:p>
+      <w:pPr>
+        <w:pStyle w:val="Heading3"/>
+      </w:pPr>
+      <w:r>
+        <w:t>9.1 Why LoRA rather than a full fine-tune</w:t>
+      </w:r>
+    </w:p>
+    <w:p>
+      <w:pPr>
+        <w:pStyle w:val="BodyText"/>
+      </w:pPr>
+      <w:r>
+        <w:t>This task is behavior/format adaptation (schema discipline, OCR-vs-image arbitration) on top of a model that already has strong document/OCR pretraining — not new-domain-knowledge injection. A full fine-tune of an 8B model needs roughly 16 GB of weights plus 16 GB of gradients plus 32–64 GB of optimizer state; low-rank adaptation reaches the same place on a fraction of that, with much faster iteration, which matters when a cycle is one Foundation run plus three per-type runs.</w:t>
+      </w:r>
+    </w:p>
+    <w:p>
+      <w:pPr>
+        <w:pStyle w:val="Heading3"/>
+      </w:pPr>
+      <w:r>
+        <w:t>9.2 Why a bf16 base rather than 4-bit (QLoRA)</w:t>
+      </w:r>
+    </w:p>
+    <w:p>
+      <w:pPr>
+        <w:pStyle w:val="BodyText"/>
+      </w:pPr>
+      <w:r>
+        <w:rPr>
+          <w:b/>
+        </w:rPr>
+        <w:t>The default is LoRA on a bf16 base.</w:t>
+      </w:r>
+      <w:r>
+        <w:t xml:space="preserve"> </w:t>
+      </w:r>
+      <w:r>
+        <w:rPr>
+          <w:rStyle w:val="VerbatimChar"/>
+        </w:rPr>
+        <w:t>configs/base_model.yaml</w:t>
+      </w:r>
+      <w:r>
+        <w:t xml:space="preserve"> sets </w:t>
+      </w:r>
+      <w:r>
+        <w:rPr>
+          <w:rStyle w:val="VerbatimChar"/>
+        </w:rPr>
+        <w:t>quantization.load_in_4bit: false</w:t>
+      </w:r>
+      <w:r>
+        <w:t>.</w:t>
       </w:r>
     </w:p>
     <w:p>
@@ -8149,16 +8250,34 @@
         <w:ind w:left="360"/>
       </w:pPr>
       <w:r>
-        <w:t xml:space="preserve">• </w:t>
-      </w:r>
-      <w:r>
-        <w:rPr>
-          <w:b/>
-        </w:rPr>
-        <w:t>Why QLoRA over full fine-tuning:</w:t>
-      </w:r>
-      <w:r>
-        <w:t xml:space="preserve"> this task is behavior/format adaptation (schema discipline, OCR-vs-image arbitration) on top of a model that already has strong document/OCR pretraining — not new-domain-knowledge injection. QLoRA gets you there with a fraction of the VRAM and much faster iteration, which matters a lot when you're running a Foundation plus multiple per-type adapter training cycles.</w:t>
+        <w:t xml:space="preserve">1. </w:t>
+      </w:r>
+      <w:r>
+        <w:rPr>
+          <w:b/>
+        </w:rPr>
+        <w:t>Train/serve alignment — the decisive reason.</w:t>
+      </w:r>
+      <w:r>
+        <w:t xml:space="preserve"> </w:t>
+      </w:r>
+      <w:r>
+        <w:rPr>
+          <w:b/>
+        </w:rPr>
+        <w:t>Both</w:t>
+      </w:r>
+      <w:r>
+        <w:t xml:space="preserve"> serving paths hold the base in bf16/fp16: the merged model (§13 step 7, SPEC_10) and vLLM’s LoRA hot-swap (§11, SPEC_11). An adapter trained against a 4-bit base learns a delta that partly compensates for quantization error in weights it is then </w:t>
+      </w:r>
+      <w:r>
+        <w:rPr>
+          <w:b/>
+        </w:rPr>
+        <w:t>never served against</w:t>
+      </w:r>
+      <w:r>
+        <w:t>. Training in bf16 removes that gap: the adapter is applied to exactly the weights it saw. This compounds — every per-type adapter stacks on a Foundation that would otherwise carry it.</w:t>
       </w:r>
     </w:p>
     <w:p>
@@ -8167,16 +8286,16 @@
         <w:ind w:left="360"/>
       </w:pPr>
       <w:r>
-        <w:t xml:space="preserve">• </w:t>
-      </w:r>
-      <w:r>
-        <w:rPr>
-          <w:b/>
-        </w:rPr>
-        <w:t>Base precision:</w:t>
-      </w:r>
-      <w:r>
-        <w:t xml:space="preserve"> 4-bit NF4 quantized base weights, LoRA adapters trained in bf16.</w:t>
+        <w:t xml:space="preserve">2. </w:t>
+      </w:r>
+      <w:r>
+        <w:rPr>
+          <w:b/>
+        </w:rPr>
+        <w:t>ZeRO-3 becomes a usable escape hatch.</w:t>
+      </w:r>
+      <w:r>
+        <w:t xml:space="preserve"> Under LoRA, ZeRO-2 shards ~1.5 GB of adapter optimizer state and is close to a no-op; ZeRO-3 shards the ~16 GB base, which is where the saving actually is. Two GPUs put ~8 GB of base on each — better headroom than holding the whole base in 4-bit on one card. bitsandbytes 4-bit params do not partition cleanly under stage 3, which is precisely what made this escape hatch awkward under QLoRA.</w:t>
       </w:r>
     </w:p>
     <w:p>
@@ -8185,16 +8304,25 @@
         <w:ind w:left="360"/>
       </w:pPr>
       <w:r>
-        <w:t xml:space="preserve">• </w:t>
-      </w:r>
-      <w:r>
-        <w:rPr>
-          <w:b/>
-        </w:rPr>
-        <w:t>Frozen (initially):</w:t>
-      </w:r>
-      <w:r>
-        <w:t xml:space="preserve"> entire Vision Encoder (ViT) — subject to the escalation gate in §3. If image-only or scanned-PDF evaluation shows the visual reading itself is the bottleneck, unfreeze the ViT (or apply LoRA to it) and retrain.</w:t>
+        <w:t xml:space="preserve">3. </w:t>
+      </w:r>
+      <w:r>
+        <w:rPr>
+          <w:b/>
+        </w:rPr>
+        <w:t>Faster steps.</w:t>
+      </w:r>
+      <w:r>
+        <w:t xml:space="preserve"> NF4 weights dequantize on every matmul; expect 20–40% slower steps under QLoRA. (The old §9 claim of “much faster iteration” was true against </w:t>
+      </w:r>
+      <w:r>
+        <w:rPr>
+          <w:b/>
+        </w:rPr>
+        <w:t>full fine-tuning</w:t>
+      </w:r>
+      <w:r>
+        <w:t>, and backwards against LoRA.)</w:t>
       </w:r>
     </w:p>
     <w:p>
@@ -8203,119 +8331,34 @@
         <w:ind w:left="360"/>
       </w:pPr>
       <w:r>
-        <w:t xml:space="preserve">• </w:t>
-      </w:r>
-      <w:r>
-        <w:rPr>
-          <w:b/>
-        </w:rPr>
-        <w:t>LoRA targets:</w:t>
-      </w:r>
-      <w:r>
-        <w:t xml:space="preserve"> </w:t>
-      </w:r>
-      <w:r>
-        <w:rPr>
-          <w:rFonts w:ascii="Consolas" w:hAnsi="Consolas"/>
-          <w:sz w:val="18"/>
-        </w:rPr>
-        <w:t>q_proj, k_proj, v_proj, o_proj, gate_proj, up_proj, down_proj</w:t>
-      </w:r>
-      <w:r>
-        <w:t xml:space="preserve"> in every LLM decoder layer, plus the vision-language projector/merger layer.</w:t>
-      </w:r>
-    </w:p>
-    <w:p>
-      <w:pPr>
-        <w:pStyle w:val="Compact"/>
-        <w:ind w:left="360"/>
-      </w:pPr>
-      <w:r>
-        <w:t xml:space="preserve">• </w:t>
-      </w:r>
-      <w:r>
-        <w:rPr>
-          <w:b/>
-        </w:rPr>
-        <w:t>LoRA rank/alpha:</w:t>
-      </w:r>
-    </w:p>
-    <w:p>
-      <w:pPr>
-        <w:pStyle w:val="Compact"/>
-        <w:ind w:left="720"/>
-      </w:pPr>
-      <w:r>
-        <w:t xml:space="preserve">• </w:t>
-      </w:r>
-      <w:r>
-        <w:t>Foundation: rank 64, alpha 128 (broader behavior space, needs more capacity)</w:t>
-      </w:r>
-    </w:p>
-    <w:p>
-      <w:pPr>
-        <w:pStyle w:val="Compact"/>
-        <w:ind w:left="720"/>
-      </w:pPr>
-      <w:r>
-        <w:t xml:space="preserve">• </w:t>
-      </w:r>
-      <w:r>
-        <w:t>Per-type: rank 16, alpha 32 (narrow specialization, small and fast)</w:t>
-      </w:r>
-    </w:p>
-    <w:p>
-      <w:pPr>
-        <w:pStyle w:val="Compact"/>
-        <w:ind w:left="360"/>
-      </w:pPr>
-      <w:r>
-        <w:t xml:space="preserve">• </w:t>
-      </w:r>
-      <w:r>
-        <w:rPr>
-          <w:b/>
-        </w:rPr>
-        <w:t>LoRA dropout:</w:t>
-      </w:r>
-      <w:r>
-        <w:t xml:space="preserve"> 0.05</w:t>
-      </w:r>
-    </w:p>
-    <w:p>
-      <w:pPr>
-        <w:pStyle w:val="Compact"/>
-        <w:ind w:left="360"/>
-      </w:pPr>
-      <w:r>
-        <w:t xml:space="preserve">• </w:t>
-      </w:r>
-      <w:r>
-        <w:rPr>
-          <w:b/>
-        </w:rPr>
-        <w:t>Attention implementation:</w:t>
-      </w:r>
-      <w:r>
-        <w:t xml:space="preserve"> </w:t>
-      </w:r>
-      <w:r>
-        <w:rPr>
-          <w:rFonts w:ascii="Consolas" w:hAnsi="Consolas"/>
-          <w:sz w:val="18"/>
-        </w:rPr>
-        <w:t>flash_attention_2</w:t>
-      </w:r>
-      <w:r>
-        <w:t xml:space="preserve"> — essential given multi-image, high-token-count inputs.</w:t>
-      </w:r>
-    </w:p>
-    <w:p>
-      <w:pPr>
-        <w:pStyle w:val="Heading3"/>
-      </w:pPr>
-      <w:r>
-        <w:t>9a. LoRA Target Modules — What Each One Does and Why It’s Targeted</w:t>
+        <w:t xml:space="preserve">4. </w:t>
+      </w:r>
+      <w:r>
+        <w:rPr>
+          <w:b/>
+        </w:rPr>
+        <w:t>One fewer approximation in the optimizer.</w:t>
+      </w:r>
+      <w:r>
+        <w:t xml:space="preserve"> At rank 64 only ~150–200M params train, so fp32 AdamW state costs ~1.4 GB against ~0.35 GB for 8-bit. Affordable — so the optimizer is </w:t>
+      </w:r>
+      <w:r>
+        <w:rPr>
+          <w:rStyle w:val="VerbatimChar"/>
+        </w:rPr>
+        <w:t>adamw_torch</w:t>
+      </w:r>
+      <w:r>
+        <w:t xml:space="preserve">, not </w:t>
+      </w:r>
+      <w:r>
+        <w:rPr>
+          <w:rStyle w:val="VerbatimChar"/>
+        </w:rPr>
+        <w:t>paged_adamw_8bit</w:t>
+      </w:r>
+      <w:r>
+        <w:t>.</w:t>
       </w:r>
     </w:p>
     <w:p>
@@ -8323,514 +8366,63 @@
         <w:pStyle w:val="BodyText"/>
       </w:pPr>
       <w:r>
-        <w:t>LoRA is applied to the attention and feed-forward projection matrices in each decoder layer, plus the vision-language projector. Each target serves a distinct function, and the selection is not arbitrary:</w:t>
-      </w:r>
-    </w:p>
-    <w:tbl>
-      <w:tblPr>
-        <w:tblW w:type="auto" w:w="0"/>
-        <w:tblLook w:firstColumn="1" w:firstRow="1" w:lastColumn="0" w:lastRow="0" w:noHBand="0" w:noVBand="1" w:val="04A0"/>
-      </w:tblPr>
-      <w:tblGrid>
-        <w:gridCol w:w="4680"/>
-        <w:gridCol w:w="4680"/>
-      </w:tblGrid>
-      <w:tr>
-        <w:tc>
-          <w:tcPr>
-            <w:tcW w:type="dxa" w:w="4680"/>
-          </w:tcPr>
-          <w:p>
-            <w:r>
-              <w:rPr>
-                <w:b/>
-              </w:rPr>
-            </w:r>
-            <w:r>
-              <w:rPr>
-                <w:b/>
-              </w:rPr>
-              <w:t>Target</w:t>
-            </w:r>
-          </w:p>
-        </w:tc>
-        <w:tc>
-          <w:tcPr>
-            <w:tcW w:type="dxa" w:w="4680"/>
-          </w:tcPr>
-          <w:p>
-            <w:r>
-              <w:rPr>
-                <w:b/>
-              </w:rPr>
-            </w:r>
-            <w:r>
-              <w:rPr>
-                <w:b/>
-              </w:rPr>
-              <w:t>Function and fine-tuning effect</w:t>
-            </w:r>
-          </w:p>
-        </w:tc>
-      </w:tr>
-      <w:tr>
-        <w:tc>
-          <w:tcPr>
-            <w:tcW w:type="dxa" w:w="4680"/>
-          </w:tcPr>
-          <w:p>
-            <w:r/>
-            <w:r>
-              <w:rPr>
-                <w:rFonts w:ascii="Consolas" w:hAnsi="Consolas"/>
-                <w:sz w:val="18"/>
-              </w:rPr>
-              <w:t>q_proj</w:t>
-            </w:r>
-          </w:p>
-        </w:tc>
-        <w:tc>
-          <w:tcPr>
-            <w:tcW w:type="dxa" w:w="4680"/>
-          </w:tcPr>
-          <w:p>
-            <w:r/>
-            <w:r>
-              <w:t xml:space="preserve">Query projection in self-attention. Produces the query vectors that determine which other tokens each position attends to. Adapting it changes </w:t>
-            </w:r>
-            <w:r>
-              <w:rPr>
-                <w:b/>
-              </w:rPr>
-              <w:t>what the model looks for</w:t>
-            </w:r>
-            <w:r>
-              <w:t xml:space="preserve"> when reading the fused image and text sequence.</w:t>
-            </w:r>
-          </w:p>
-        </w:tc>
-      </w:tr>
-      <w:tr>
-        <w:tc>
-          <w:tcPr>
-            <w:tcW w:type="dxa" w:w="4680"/>
-          </w:tcPr>
-          <w:p>
-            <w:r/>
-            <w:r>
-              <w:rPr>
-                <w:rFonts w:ascii="Consolas" w:hAnsi="Consolas"/>
-                <w:sz w:val="18"/>
-              </w:rPr>
-              <w:t>k_proj</w:t>
-            </w:r>
-          </w:p>
-        </w:tc>
-        <w:tc>
-          <w:tcPr>
-            <w:tcW w:type="dxa" w:w="4680"/>
-          </w:tcPr>
-          <w:p>
-            <w:r/>
-            <w:r>
-              <w:t xml:space="preserve">Key projection in self-attention. Produces the key vectors matched against queries to compute attention weights. Adapting it changes </w:t>
-            </w:r>
-            <w:r>
-              <w:rPr>
-                <w:b/>
-              </w:rPr>
-              <w:t>how tokens are matched</w:t>
-            </w:r>
-            <w:r>
-              <w:t>, which affects alignment between field labels and their values.</w:t>
-            </w:r>
-          </w:p>
-        </w:tc>
-      </w:tr>
-      <w:tr>
-        <w:tc>
-          <w:tcPr>
-            <w:tcW w:type="dxa" w:w="4680"/>
-          </w:tcPr>
-          <w:p>
-            <w:r/>
-            <w:r>
-              <w:rPr>
-                <w:rFonts w:ascii="Consolas" w:hAnsi="Consolas"/>
-                <w:sz w:val="18"/>
-              </w:rPr>
-              <w:t>v_proj</w:t>
-            </w:r>
-          </w:p>
-        </w:tc>
-        <w:tc>
-          <w:tcPr>
-            <w:tcW w:type="dxa" w:w="4680"/>
-          </w:tcPr>
-          <w:p>
-            <w:r/>
-            <w:r>
-              <w:t xml:space="preserve">Value projection in self-attention. Produces the value vectors aggregated according to attention weights. Adapting it changes </w:t>
-            </w:r>
-            <w:r>
-              <w:rPr>
-                <w:b/>
-              </w:rPr>
-              <w:t>what information is carried forward</w:t>
-            </w:r>
-            <w:r>
-              <w:t xml:space="preserve"> once attention has been assigned.</w:t>
-            </w:r>
-          </w:p>
-        </w:tc>
-      </w:tr>
-      <w:tr>
-        <w:tc>
-          <w:tcPr>
-            <w:tcW w:type="dxa" w:w="4680"/>
-          </w:tcPr>
-          <w:p>
-            <w:r/>
-            <w:r>
-              <w:rPr>
-                <w:rFonts w:ascii="Consolas" w:hAnsi="Consolas"/>
-                <w:sz w:val="18"/>
-              </w:rPr>
-              <w:t>o_proj</w:t>
-            </w:r>
-          </w:p>
-        </w:tc>
-        <w:tc>
-          <w:tcPr>
-            <w:tcW w:type="dxa" w:w="4680"/>
-          </w:tcPr>
-          <w:p>
-            <w:r/>
-            <w:r>
-              <w:t xml:space="preserve">Output projection in self-attention. Recombines the attention heads into the model dimension. Adapting it changes </w:t>
-            </w:r>
-            <w:r>
-              <w:rPr>
-                <w:b/>
-              </w:rPr>
-              <w:t>how the multi-head result is integrated</w:t>
-            </w:r>
-            <w:r>
-              <w:t xml:space="preserve"> into the residual stream.</w:t>
-            </w:r>
-          </w:p>
-        </w:tc>
-      </w:tr>
-      <w:tr>
-        <w:tc>
-          <w:tcPr>
-            <w:tcW w:type="dxa" w:w="4680"/>
-          </w:tcPr>
-          <w:p>
-            <w:r/>
-            <w:r>
-              <w:rPr>
-                <w:rFonts w:ascii="Consolas" w:hAnsi="Consolas"/>
-                <w:sz w:val="18"/>
-              </w:rPr>
-              <w:t>gate_proj</w:t>
-            </w:r>
-          </w:p>
-        </w:tc>
-        <w:tc>
-          <w:tcPr>
-            <w:tcW w:type="dxa" w:w="4680"/>
-          </w:tcPr>
-          <w:p>
-            <w:r/>
-            <w:r>
-              <w:t xml:space="preserve">Gating projection in the feed-forward network. Controls the gated activation selecting which features pass through the block. Adapting it changes </w:t>
-            </w:r>
-            <w:r>
-              <w:rPr>
-                <w:b/>
-              </w:rPr>
-              <w:t>nonlinear feature selection</w:t>
-            </w:r>
-            <w:r>
-              <w:t xml:space="preserve"> per token.</w:t>
-            </w:r>
-          </w:p>
-        </w:tc>
-      </w:tr>
-      <w:tr>
-        <w:tc>
-          <w:tcPr>
-            <w:tcW w:type="dxa" w:w="4680"/>
-          </w:tcPr>
-          <w:p>
-            <w:r/>
-            <w:r>
-              <w:rPr>
-                <w:rFonts w:ascii="Consolas" w:hAnsi="Consolas"/>
-                <w:sz w:val="18"/>
-              </w:rPr>
-              <w:t>up_proj</w:t>
-            </w:r>
-          </w:p>
-        </w:tc>
-        <w:tc>
-          <w:tcPr>
-            <w:tcW w:type="dxa" w:w="4680"/>
-          </w:tcPr>
-          <w:p>
-            <w:r/>
-            <w:r>
-              <w:t xml:space="preserve">Up projection in the feed-forward network. Expands the hidden representation into the larger intermediate dimension. Adapting it changes </w:t>
-            </w:r>
-            <w:r>
-              <w:rPr>
-                <w:b/>
-              </w:rPr>
-              <w:t>the feature space</w:t>
-            </w:r>
-            <w:r>
-              <w:t xml:space="preserve"> in which per-token transformations occur.</w:t>
-            </w:r>
-          </w:p>
-        </w:tc>
-      </w:tr>
-      <w:tr>
-        <w:tc>
-          <w:tcPr>
-            <w:tcW w:type="dxa" w:w="4680"/>
-          </w:tcPr>
-          <w:p>
-            <w:r/>
-            <w:r>
-              <w:rPr>
-                <w:rFonts w:ascii="Consolas" w:hAnsi="Consolas"/>
-                <w:sz w:val="18"/>
-              </w:rPr>
-              <w:t>down_proj</w:t>
-            </w:r>
-          </w:p>
-        </w:tc>
-        <w:tc>
-          <w:tcPr>
-            <w:tcW w:type="dxa" w:w="4680"/>
-          </w:tcPr>
-          <w:p>
-            <w:r/>
-            <w:r>
-              <w:t xml:space="preserve">Down projection in the feed-forward network. Contracts the intermediate representation back to the model dimension. Adapting it changes </w:t>
-            </w:r>
-            <w:r>
-              <w:rPr>
-                <w:b/>
-              </w:rPr>
-              <w:t>how expanded features are projected back</w:t>
-            </w:r>
-            <w:r>
-              <w:t xml:space="preserve"> into the residual stream.</w:t>
-            </w:r>
-          </w:p>
-        </w:tc>
-      </w:tr>
-      <w:tr>
-        <w:tc>
-          <w:tcPr>
-            <w:tcW w:type="dxa" w:w="4680"/>
-          </w:tcPr>
-          <w:p>
-            <w:r/>
-            <w:r>
-              <w:t>Vision-language projector</w:t>
-            </w:r>
-          </w:p>
-        </w:tc>
-        <w:tc>
-          <w:tcPr>
-            <w:tcW w:type="dxa" w:w="4680"/>
-          </w:tcPr>
-          <w:p>
-            <w:r/>
-            <w:r>
-              <w:t xml:space="preserve">Maps Vision Encoder output into the LLM embedding space. Adapting it changes </w:t>
-            </w:r>
-            <w:r>
-              <w:rPr>
-                <w:b/>
-              </w:rPr>
-              <w:t>how image evidence is fused</w:t>
-            </w:r>
-            <w:r>
-              <w:t xml:space="preserve"> with the language representation — the primary locus of OCR-versus-image arbitration.</w:t>
-            </w:r>
-          </w:p>
-        </w:tc>
-      </w:tr>
-    </w:tbl>
-    <w:p/>
+        <w:rPr>
+          <w:b/>
+        </w:rPr>
+        <w:t>4-bit remains a live flag, not a deleted path.</w:t>
+      </w:r>
+      <w:r>
+        <w:t xml:space="preserve"> Set </w:t>
+      </w:r>
+      <w:r>
+        <w:rPr>
+          <w:rStyle w:val="VerbatimChar"/>
+        </w:rPr>
+        <w:t>load_in_4bit: true</w:t>
+      </w:r>
+      <w:r>
+        <w:t xml:space="preserve"> to save ~11 GB of base weights (~16 GB → ~5.5 GB), accepting the mismatch and the slowdown. It is the right answer on a VRAM-constrained pod, and the manifest records which way the run went (</w:t>
+      </w:r>
+      <w:r>
+        <w:rPr>
+          <w:rStyle w:val="VerbatimChar"/>
+        </w:rPr>
+        <w:t>technique</w:t>
+      </w:r>
+      <w:r>
+        <w:t xml:space="preserve">, </w:t>
+      </w:r>
+      <w:r>
+        <w:rPr>
+          <w:rStyle w:val="VerbatimChar"/>
+        </w:rPr>
+        <w:t>base_quantization</w:t>
+      </w:r>
+      <w:r>
+        <w:t>), so the two are never confused after the fact.</w:t>
+      </w:r>
+    </w:p>
     <w:p>
       <w:pPr>
         <w:pStyle w:val="BodyText"/>
       </w:pPr>
       <w:r>
-        <w:t xml:space="preserve">In short: adapting </w:t>
-      </w:r>
-      <w:r>
-        <w:rPr>
-          <w:b/>
-        </w:rPr>
-        <w:t>attention</w:t>
-      </w:r>
-      <w:r>
-        <w:t xml:space="preserve"> projections changes how the model routes and aligns information across the sequence; adapting </w:t>
-      </w:r>
-      <w:r>
-        <w:rPr>
-          <w:b/>
-        </w:rPr>
-        <w:t>feed-forward</w:t>
-      </w:r>
-      <w:r>
-        <w:t xml:space="preserve"> projections changes per-token feature transformations; adapting the </w:t>
-      </w:r>
-      <w:r>
-        <w:rPr>
-          <w:b/>
-        </w:rPr>
-        <w:t>projector</w:t>
-      </w:r>
-      <w:r>
-        <w:t xml:space="preserve"> changes cross-modal fusion. Together these cover exactly the three behaviors fine-tuning must learn — schema adherence, field alignment, and modality arbitration. The Vision Encoder is excluded by default under the policy in §3.</w:t>
-      </w:r>
-    </w:p>
-    <w:p>
-      <w:pPr>
-        <w:pStyle w:val="Heading2"/>
-      </w:pPr>
-      <w:r>
-        <w:t>10. Trainer &amp; Framework — The Three-Layer Stack</w:t>
-      </w:r>
-    </w:p>
-    <w:p>
-      <w:pPr>
-        <w:pStyle w:val="BodyText"/>
-      </w:pPr>
-      <w:r>
-        <w:rPr>
-          <w:b/>
-        </w:rPr>
-        <w:t>Clarifying the common confusion:</w:t>
-      </w:r>
-      <w:r>
-        <w:t xml:space="preserve"> “SFTTrainer” and “ms-swift” are </w:t>
-      </w:r>
-      <w:r>
-        <w:rPr>
-          <w:b/>
-        </w:rPr>
-        <w:t>not competing choices</w:t>
-      </w:r>
-      <w:r>
-        <w:t xml:space="preserve"> — they’re different layers of one stack. </w:t>
-      </w:r>
-      <w:r>
-        <w:rPr>
-          <w:rFonts w:ascii="Consolas" w:hAnsi="Consolas"/>
-          <w:sz w:val="18"/>
-        </w:rPr>
-        <w:t>SFTTrainer</w:t>
-      </w:r>
-      <w:r>
-        <w:t xml:space="preserve"> is not skipped; it sits underneath the framework you invoke.</w:t>
-      </w:r>
-    </w:p>
-    <w:p>
-      <w:pPr>
-        <w:pStyle w:val="SourceCode"/>
-      </w:pPr>
-      <w:r>
-        <w:t>Layer 3   ms-swift                          ← what you actually invoke (CLI / config)</w:t>
-      </w:r>
-    </w:p>
-    <w:p>
-      <w:pPr>
-        <w:pStyle w:val="SourceCode"/>
-      </w:pPr>
-      <w:r>
-        <w:t xml:space="preserve">              │   wraps and configures ↓</w:t>
-      </w:r>
-    </w:p>
-    <w:p>
-      <w:pPr>
-        <w:pStyle w:val="SourceCode"/>
-      </w:pPr>
-      <w:r>
-        <w:t>Layer 2   TRL SFTTrainer                    ← the real training loop</w:t>
-      </w:r>
-    </w:p>
-    <w:p>
-      <w:pPr>
-        <w:pStyle w:val="SourceCode"/>
-      </w:pPr>
-      <w:r>
-        <w:t xml:space="preserve">              │   (optimizer, backprop, gradient accumulation,</w:t>
-      </w:r>
-    </w:p>
-    <w:p>
-      <w:pPr>
-        <w:pStyle w:val="SourceCode"/>
-      </w:pPr>
-      <w:r>
-        <w:t xml:space="preserve">              │    checkpointing, eval hooks, early stopping, DeepSpeed/Accelerate)</w:t>
-      </w:r>
-    </w:p>
-    <w:p>
-      <w:pPr>
-        <w:pStyle w:val="SourceCode"/>
-      </w:pPr>
-      <w:r>
-        <w:t xml:space="preserve">              │   built on ↓</w:t>
-      </w:r>
-    </w:p>
-    <w:p>
-      <w:pPr>
-        <w:pStyle w:val="SourceCode"/>
-      </w:pPr>
-      <w:r>
-        <w:t>Layer 1   PyTorch + Transformers + PEFT + bitsandbytes + Accelerate/DeepSpeed</w:t>
-      </w:r>
-    </w:p>
-    <w:p>
-      <w:pPr>
-        <w:pStyle w:val="BodyText"/>
-      </w:pPr>
-      <w:r>
-        <w:t xml:space="preserve">When you run an ms-swift training command, it constructs a TRL </w:t>
-      </w:r>
-      <w:r>
-        <w:rPr>
-          <w:rFonts w:ascii="Consolas" w:hAnsi="Consolas"/>
-          <w:sz w:val="18"/>
-        </w:rPr>
-        <w:t>SFTTrainer</w:t>
-      </w:r>
-      <w:r>
-        <w:t xml:space="preserve"> loop — with the Qwen3-VL chat template, LoRA/QLoRA wiring, and the multimodal data collator already set up. You get the full training loop, including DeepSpeed and Accelerate integration, callbacks, and resumable checkpoints, without hand-writing the boilerplate.</w:t>
-      </w:r>
-    </w:p>
-    <w:p>
-      <w:pPr>
-        <w:pStyle w:val="Heading3"/>
-      </w:pPr>
-      <w:r>
-        <w:t>The Decision — Locked Stack</w:t>
-      </w:r>
-    </w:p>
-    <w:p>
-      <w:pPr>
-        <w:pStyle w:val="BodyText"/>
-      </w:pPr>
-      <w:r>
-        <w:t>This is the committed choice for the project, one option per layer (no open alternatives):</w:t>
+        <w:rPr>
+          <w:b/>
+        </w:rPr>
+        <w:t>Per pod class</w:t>
+      </w:r>
+      <w:r>
+        <w:t xml:space="preserve"> (peak VRAM, Foundation, rank 64 — </w:t>
+      </w:r>
+      <w:r>
+        <w:rPr>
+          <w:b/>
+        </w:rPr>
+        <w:t>estimates pending the §9.3 measurement</w:t>
+      </w:r>
+      <w:r>
+        <w:t>):</w:t>
       </w:r>
     </w:p>
     <w:tbl>
@@ -8854,12 +8446,7 @@
               <w:rPr>
                 <w:b/>
               </w:rPr>
-            </w:r>
-            <w:r>
-              <w:rPr>
-                <w:b/>
-              </w:rPr>
-              <w:t>Layer</w:t>
+              <w:t>Pod</w:t>
             </w:r>
           </w:p>
         </w:tc>
@@ -8872,12 +8459,7 @@
               <w:rPr>
                 <w:b/>
               </w:rPr>
-            </w:r>
-            <w:r>
-              <w:rPr>
-                <w:b/>
-              </w:rPr>
-              <w:t>Chosen</w:t>
+              <w:t>QLoRA (NF4)</w:t>
             </w:r>
           </w:p>
         </w:tc>
@@ -8890,12 +8472,7 @@
               <w:rPr>
                 <w:b/>
               </w:rPr>
-            </w:r>
-            <w:r>
-              <w:rPr>
-                <w:b/>
-              </w:rPr>
-              <w:t>Role</w:t>
+              <w:t>LoRA (bf16)</w:t>
             </w:r>
           </w:p>
         </w:tc>
@@ -8908,12 +8485,7 @@
               <w:rPr>
                 <w:b/>
               </w:rPr>
-            </w:r>
-            <w:r>
-              <w:rPr>
-                <w:b/>
-              </w:rPr>
-              <w:t>Why this one</w:t>
+              <w:t>Verdict</w:t>
             </w:r>
           </w:p>
         </w:tc>
@@ -8924,12 +8496,8 @@
             <w:tcW w:type="dxa" w:w="2340"/>
           </w:tcPr>
           <w:p>
-            <w:r/>
-            <w:r>
-              <w:rPr>
-                <w:b/>
-              </w:rPr>
-              <w:t>Layer 3 — Entrypoint</w:t>
+            <w:r>
+              <w:t>A100 80 GB (Foundation)</w:t>
             </w:r>
           </w:p>
         </w:tc>
@@ -8938,12 +8506,8 @@
             <w:tcW w:type="dxa" w:w="2340"/>
           </w:tcPr>
           <w:p>
-            <w:r/>
-            <w:r>
-              <w:rPr>
-                <w:b/>
-              </w:rPr>
-              <w:t>ms-swift (ModelScope-Swift)</w:t>
+            <w:r>
+              <w:t>~22 GB</w:t>
             </w:r>
           </w:p>
         </w:tc>
@@ -8952,9 +8516,8 @@
             <w:tcW w:type="dxa" w:w="2340"/>
           </w:tcPr>
           <w:p>
-            <w:r/>
-            <w:r>
-              <w:t>What you invoke; builds config, launches training, manages adapters</w:t>
+            <w:r>
+              <w:t>~33 GB</w:t>
             </w:r>
           </w:p>
         </w:tc>
@@ -8963,19 +8526,476 @@
             <w:tcW w:type="dxa" w:w="2340"/>
           </w:tcPr>
           <w:p>
-            <w:r/>
-            <w:r>
-              <w:t xml:space="preserve">Most current first-class Qwen3-VL multimodal support; natively handles interleaved image+text collation, the </w:t>
-            </w:r>
+            <w:r>
+              <w:t>bf16 comfortable, ~47 GB spare</w:t>
+            </w:r>
+          </w:p>
+        </w:tc>
+      </w:tr>
+      <w:tr>
+        <w:tc>
+          <w:tcPr>
+            <w:tcW w:type="dxa" w:w="2340"/>
+          </w:tcPr>
+          <w:p>
+            <w:r>
+              <w:t>L40S 48 GB (per-type)</w:t>
+            </w:r>
+          </w:p>
+        </w:tc>
+        <w:tc>
+          <w:tcPr>
+            <w:tcW w:type="dxa" w:w="2340"/>
+          </w:tcPr>
+          <w:p>
+            <w:r>
+              <w:t>~22 GB</w:t>
+            </w:r>
+          </w:p>
+        </w:tc>
+        <w:tc>
+          <w:tcPr>
+            <w:tcW w:type="dxa" w:w="2340"/>
+          </w:tcPr>
+          <w:p>
+            <w:r>
+              <w:t>~33 GB</w:t>
+            </w:r>
+          </w:p>
+        </w:tc>
+        <w:tc>
+          <w:tcPr>
+            <w:tcW w:type="dxa" w:w="2340"/>
+          </w:tcPr>
+          <w:p>
+            <w:r>
+              <w:t>bf16 fine, ~15 GB margin</w:t>
+            </w:r>
+          </w:p>
+        </w:tc>
+      </w:tr>
+      <w:tr>
+        <w:tc>
+          <w:tcPr>
+            <w:tcW w:type="dxa" w:w="2340"/>
+          </w:tcPr>
+          <w:p>
+            <w:r>
+              <w:t>A100 40 GB (per-type)</w:t>
+            </w:r>
+          </w:p>
+        </w:tc>
+        <w:tc>
+          <w:tcPr>
+            <w:tcW w:type="dxa" w:w="2340"/>
+          </w:tcPr>
+          <w:p>
+            <w:r>
+              <w:t>~22 GB</w:t>
+            </w:r>
+          </w:p>
+        </w:tc>
+        <w:tc>
+          <w:tcPr>
+            <w:tcW w:type="dxa" w:w="2340"/>
+          </w:tcPr>
+          <w:p>
+            <w:r>
+              <w:t>~33 GB</w:t>
+            </w:r>
+          </w:p>
+        </w:tc>
+        <w:tc>
+          <w:tcPr>
+            <w:tcW w:type="dxa" w:w="2340"/>
+          </w:tcPr>
+          <w:p>
+            <w:r>
+              <w:t>tight — prefer L40S, ZeRO-3, or load_in_4bit: true</w:t>
+            </w:r>
+          </w:p>
+        </w:tc>
+      </w:tr>
+    </w:tbl>
+    <w:p>
+      <w:pPr>
+        <w:pStyle w:val="BodyText"/>
+      </w:pPr>
+      <w:r>
+        <w:t xml:space="preserve">Base weights are 16 GB in bf16 against ~5.5 GB in NF4; adapter, gradients and optimizer state add ~1.5 GB; the rest is activations, dominated at </w:t>
+      </w:r>
+      <w:r>
+        <w:rPr>
+          <w:rStyle w:val="VerbatimChar"/>
+        </w:rPr>
+        <w:t>max_seq_len: 8192</w:t>
+      </w:r>
+      <w:r>
+        <w:t xml:space="preserve"> by the LM-head logit tensor (Qwen3’s ~151k vocab × 8192 positions is ~2.5 GB in bf16 and roughly double when cross-entropy upcasts to fp32) plus ~2.4 GB of layer-boundary checkpoints and the frozen ViT forward at 1792 px.</w:t>
+      </w:r>
+    </w:p>
+    <w:p>
+      <w:pPr>
+        <w:pStyle w:val="Heading3"/>
+      </w:pPr>
+      <w:r>
+        <w:t>9.3 Open item — measure before trusting the table</w:t>
+      </w:r>
+    </w:p>
+    <w:p>
+      <w:pPr>
+        <w:pStyle w:val="BodyText"/>
+      </w:pPr>
+      <w:r>
+        <w:t xml:space="preserve">The activation term above is arithmetic, not a measurement, and it is the term that decides whether the 40 GB pod still works. </w:t>
+      </w:r>
+      <w:r>
+        <w:rPr>
+          <w:rStyle w:val="VerbatimChar"/>
+        </w:rPr>
+        <w:t>scripts/phase0_spike.py</w:t>
+      </w:r>
+      <w:r>
+        <w:t xml:space="preserve"> records the card’s total VRAM but never peak allocation during a step; </w:t>
+      </w:r>
+      <w:r>
+        <w:rPr>
+          <w:rStyle w:val="VerbatimChar"/>
+        </w:rPr>
+        <w:t>check_model_loads</w:t>
+      </w:r>
+      <w:r>
+        <w:t xml:space="preserve"> is where a </w:t>
+      </w:r>
+      <w:r>
+        <w:rPr>
+          <w:rStyle w:val="VerbatimChar"/>
+        </w:rPr>
+        <w:t>torch.cuda.max_memory_allocated()</w:t>
+      </w:r>
+      <w:r>
+        <w:t xml:space="preserve"> probe over one forward/backward at full </w:t>
+      </w:r>
+      <w:r>
+        <w:rPr>
+          <w:rStyle w:val="VerbatimChar"/>
+        </w:rPr>
+        <w:t>max_seq_len</w:t>
+      </w:r>
+      <w:r>
+        <w:t xml:space="preserve"> belongs. Two further reasons this stays open: </w:t>
+      </w:r>
+      <w:r>
+        <w:rPr>
+          <w:rStyle w:val="VerbatimChar"/>
+        </w:rPr>
+        <w:t>max_seq_len: 8192</w:t>
+      </w:r>
+      <w:r>
+        <w:t xml:space="preserve"> is itself a placeholder pending the Phase 10 re-measurement on the real corpus (a higher value shrinks the margin), and the §3 ViT escalation adds trainable params on top.</w:t>
+      </w:r>
+    </w:p>
+    <w:p>
+      <w:pPr>
+        <w:pStyle w:val="BodyText"/>
+      </w:pPr>
+      <w:r>
+        <w:rPr>
+          <w:b/>
+        </w:rPr>
+        <w:t>Worth measuring once, not assumed:</w:t>
+      </w:r>
+      <w:r>
+        <w:t xml:space="preserve"> the actual field-F1 delta between a 4-bit and a bf16 Foundation. The evaluation framework and promotion gate already exist, so the cost is one extra Foundation run. The gap is currently assumed to be zero, which is the one thing it certainly is not.</w:t>
+      </w:r>
+    </w:p>
+    <w:p>
+      <w:pPr>
+        <w:pStyle w:val="Heading3"/>
+      </w:pPr>
+      <w:r>
+        <w:t>9.4 Settled parameters</w:t>
+      </w:r>
+    </w:p>
+    <w:p>
+      <w:pPr>
+        <w:pStyle w:val="Compact"/>
+        <w:ind w:left="360"/>
+      </w:pPr>
+      <w:r>
+        <w:t xml:space="preserve">• </w:t>
+      </w:r>
+      <w:r>
+        <w:rPr>
+          <w:b/>
+        </w:rPr>
+        <w:t>Base precision:</w:t>
+      </w:r>
+      <w:r>
+        <w:t xml:space="preserve"> bf16 frozen base weights, LoRA adapters in bf16. 4-bit NF4 with double quantization available via </w:t>
+      </w:r>
+      <w:r>
+        <w:rPr>
+          <w:rStyle w:val="VerbatimChar"/>
+        </w:rPr>
+        <w:t>load_in_4bit</w:t>
+      </w:r>
+      <w:r>
+        <w:t>.</w:t>
+      </w:r>
+    </w:p>
+    <w:p>
+      <w:pPr>
+        <w:pStyle w:val="Compact"/>
+        <w:ind w:left="360"/>
+      </w:pPr>
+      <w:r>
+        <w:t xml:space="preserve">• </w:t>
+      </w:r>
+      <w:r>
+        <w:rPr>
+          <w:b/>
+        </w:rPr>
+        <w:t>Frozen (initially):</w:t>
+      </w:r>
+      <w:r>
+        <w:t xml:space="preserve"> entire Vision Encoder (ViT) — subject to the escalation gate in §3. If image-only or scanned-PDF evaluation shows the visual reading itself is the bottleneck, unfreeze the ViT (or apply LoRA to it) and retrain.</w:t>
+      </w:r>
+    </w:p>
+    <w:p>
+      <w:pPr>
+        <w:pStyle w:val="Compact"/>
+        <w:ind w:left="360"/>
+      </w:pPr>
+      <w:r>
+        <w:t xml:space="preserve">• </w:t>
+      </w:r>
+      <w:r>
+        <w:rPr>
+          <w:b/>
+        </w:rPr>
+        <w:t>LoRA targets:</w:t>
+      </w:r>
+      <w:r>
+        <w:t xml:space="preserve"> </w:t>
+      </w:r>
+      <w:r>
+        <w:rPr>
+          <w:rStyle w:val="VerbatimChar"/>
+        </w:rPr>
+        <w:t>q_proj, k_proj, v_proj, o_proj, gate_proj, up_proj, down_proj</w:t>
+      </w:r>
+      <w:r>
+        <w:t xml:space="preserve"> in every LLM decoder layer, plus the vision-language projector/merger layer.</w:t>
+      </w:r>
+    </w:p>
+    <w:p>
+      <w:pPr>
+        <w:pStyle w:val="Compact"/>
+        <w:ind w:left="360"/>
+      </w:pPr>
+      <w:r>
+        <w:t xml:space="preserve">• </w:t>
+      </w:r>
+      <w:r>
+        <w:rPr>
+          <w:b/>
+        </w:rPr>
+        <w:t>LoRA rank/alpha:</w:t>
+      </w:r>
+    </w:p>
+    <w:p>
+      <w:pPr>
+        <w:pStyle w:val="Compact"/>
+        <w:ind w:left="360"/>
+      </w:pPr>
+      <w:r>
+        <w:t xml:space="preserve">• </w:t>
+      </w:r>
+      <w:r>
+        <w:t>Foundation: rank 64, alpha 128 (broader behavior space, needs more capacity)</w:t>
+      </w:r>
+    </w:p>
+    <w:p>
+      <w:pPr>
+        <w:pStyle w:val="Compact"/>
+        <w:ind w:left="360"/>
+      </w:pPr>
+      <w:r>
+        <w:t xml:space="preserve">• </w:t>
+      </w:r>
+      <w:r>
+        <w:t>Per-type: rank 16, alpha 32 (narrow specialization, small and fast)</w:t>
+      </w:r>
+    </w:p>
+    <w:p>
+      <w:pPr>
+        <w:pStyle w:val="Compact"/>
+        <w:ind w:left="360"/>
+      </w:pPr>
+      <w:r>
+        <w:t xml:space="preserve">• </w:t>
+      </w:r>
+      <w:r>
+        <w:rPr>
+          <w:b/>
+        </w:rPr>
+        <w:t>LoRA dropout:</w:t>
+      </w:r>
+      <w:r>
+        <w:t xml:space="preserve"> 0.05</w:t>
+      </w:r>
+    </w:p>
+    <w:p>
+      <w:pPr>
+        <w:pStyle w:val="Compact"/>
+        <w:ind w:left="360"/>
+      </w:pPr>
+      <w:r>
+        <w:t xml:space="preserve">• </w:t>
+      </w:r>
+      <w:r>
+        <w:rPr>
+          <w:b/>
+        </w:rPr>
+        <w:t>Optimizer:</w:t>
+      </w:r>
+      <w:r>
+        <w:t xml:space="preserve"> </w:t>
+      </w:r>
+      <w:r>
+        <w:rPr>
+          <w:rStyle w:val="VerbatimChar"/>
+        </w:rPr>
+        <w:t>adamw_torch</w:t>
+      </w:r>
+      <w:r>
+        <w:t xml:space="preserve"> with fp32 state (§9.2 point 4).</w:t>
+      </w:r>
+    </w:p>
+    <w:p>
+      <w:pPr>
+        <w:pStyle w:val="Compact"/>
+        <w:ind w:left="360"/>
+      </w:pPr>
+      <w:r>
+        <w:t xml:space="preserve">• </w:t>
+      </w:r>
+      <w:r>
+        <w:rPr>
+          <w:b/>
+        </w:rPr>
+        <w:t>Attention implementation:</w:t>
+      </w:r>
+      <w:r>
+        <w:t xml:space="preserve"> </w:t>
+      </w:r>
+      <w:r>
+        <w:rPr>
+          <w:rStyle w:val="VerbatimChar"/>
+        </w:rPr>
+        <w:t>flash_attention_2</w:t>
+      </w:r>
+      <w:r>
+        <w:t xml:space="preserve"> — essential given multi-image, high-token-count inputs.</w:t>
+      </w:r>
+    </w:p>
+    <w:p>
+      <w:pPr>
+        <w:pStyle w:val="Heading3"/>
+      </w:pPr>
+      <w:r>
+        <w:t>9a. LoRA Target Modules — What Each One Does and Why It’s Targeted</w:t>
+      </w:r>
+    </w:p>
+    <w:p>
+      <w:pPr>
+        <w:pStyle w:val="BodyText"/>
+      </w:pPr>
+      <w:r>
+        <w:t>LoRA is applied to the attention and feed-forward projection matrices in each decoder layer, plus the vision-language projector. Each target serves a distinct function, and the selection is not arbitrary:</w:t>
+      </w:r>
+    </w:p>
+    <w:tbl>
+      <w:tblPr>
+        <w:tblW w:type="auto" w:w="0"/>
+        <w:tblLook w:firstColumn="1" w:firstRow="1" w:lastColumn="0" w:lastRow="0" w:noHBand="0" w:noVBand="1" w:val="04A0"/>
+      </w:tblPr>
+      <w:tblGrid>
+        <w:gridCol w:w="4680"/>
+        <w:gridCol w:w="4680"/>
+      </w:tblGrid>
+      <w:tr>
+        <w:tc>
+          <w:tcPr>
+            <w:tcW w:type="dxa" w:w="4680"/>
+          </w:tcPr>
+          <w:p>
+            <w:r>
+              <w:rPr>
+                <w:b/>
+              </w:rPr>
+            </w:r>
+            <w:r>
+              <w:rPr>
+                <w:b/>
+              </w:rPr>
+              <w:t>Target</w:t>
+            </w:r>
+          </w:p>
+        </w:tc>
+        <w:tc>
+          <w:tcPr>
+            <w:tcW w:type="dxa" w:w="4680"/>
+          </w:tcPr>
+          <w:p>
+            <w:r>
+              <w:rPr>
+                <w:b/>
+              </w:rPr>
+            </w:r>
+            <w:r>
+              <w:rPr>
+                <w:b/>
+              </w:rPr>
+              <w:t>Function and fine-tuning effect</w:t>
+            </w:r>
+          </w:p>
+        </w:tc>
+      </w:tr>
+      <w:tr>
+        <w:tc>
+          <w:tcPr>
+            <w:tcW w:type="dxa" w:w="4680"/>
+          </w:tcPr>
+          <w:p>
+            <w:r/>
             <w:r>
               <w:rPr>
                 <w:rFonts w:ascii="Consolas" w:hAnsi="Consolas"/>
                 <w:sz w:val="18"/>
               </w:rPr>
-              <w:t>-100</w:t>
-            </w:r>
-            <w:r>
-              <w:t xml:space="preserve"> label masking, and multi-adapter (Foundation + per-type) workflows — a direct match to this architecture. Chosen over LLaMA-Factory to standardize on one framework and avoid the raw-collation masking risk.</w:t>
+              <w:t>q_proj</w:t>
+            </w:r>
+          </w:p>
+        </w:tc>
+        <w:tc>
+          <w:tcPr>
+            <w:tcW w:type="dxa" w:w="4680"/>
+          </w:tcPr>
+          <w:p>
+            <w:r/>
+            <w:r>
+              <w:t xml:space="preserve">Query projection in self-attention. Produces the query vectors that determine which other tokens each position attends to. Adapting it changes </w:t>
+            </w:r>
+            <w:r>
+              <w:rPr>
+                <w:b/>
+              </w:rPr>
+              <w:t>what the model looks for</w:t>
+            </w:r>
+            <w:r>
+              <w:t xml:space="preserve"> when reading the fused image and text sequence.</w:t>
             </w:r>
           </w:p>
         </w:tc>
@@ -8983,71 +9003,73 @@
       <w:tr>
         <w:tc>
           <w:tcPr>
-            <w:tcW w:type="dxa" w:w="2340"/>
-          </w:tcPr>
-          <w:p>
-            <w:r/>
-            <w:r>
-              <w:rPr>
-                <w:b/>
-              </w:rPr>
-              <w:t>Layer 2 — Training loop</w:t>
-            </w:r>
-          </w:p>
-        </w:tc>
-        <w:tc>
-          <w:tcPr>
-            <w:tcW w:type="dxa" w:w="2340"/>
-          </w:tcPr>
-          <w:p>
-            <w:r/>
-            <w:r>
-              <w:rPr>
-                <w:b/>
-              </w:rPr>
-              <w:t>TRL</w:t>
-            </w:r>
-            <w:r>
-              <w:t xml:space="preserve"> </w:t>
-            </w:r>
+            <w:tcW w:type="dxa" w:w="4680"/>
+          </w:tcPr>
+          <w:p>
+            <w:r/>
             <w:r>
               <w:rPr>
                 <w:rFonts w:ascii="Consolas" w:hAnsi="Consolas"/>
                 <w:sz w:val="18"/>
               </w:rPr>
-              <w:t>SFTTrainer</w:t>
-            </w:r>
-          </w:p>
-        </w:tc>
-        <w:tc>
-          <w:tcPr>
-            <w:tcW w:type="dxa" w:w="2340"/>
-          </w:tcPr>
-          <w:p>
-            <w:r/>
-            <w:r>
-              <w:t>Optimizer step, backprop, gradient accumulation, checkpointing, eval hooks, early stopping</w:t>
-            </w:r>
-          </w:p>
-        </w:tc>
-        <w:tc>
-          <w:tcPr>
-            <w:tcW w:type="dxa" w:w="2340"/>
-          </w:tcPr>
-          <w:p>
-            <w:r/>
-            <w:r>
-              <w:t xml:space="preserve">Not a separate decision — it’s what ms-swift builds on. </w:t>
-            </w:r>
+              <w:t>k_proj</w:t>
+            </w:r>
+          </w:p>
+        </w:tc>
+        <w:tc>
+          <w:tcPr>
+            <w:tcW w:type="dxa" w:w="4680"/>
+          </w:tcPr>
+          <w:p>
+            <w:r/>
+            <w:r>
+              <w:t xml:space="preserve">Key projection in self-attention. Produces the key vectors matched against queries to compute attention weights. Adapting it changes </w:t>
+            </w:r>
+            <w:r>
+              <w:rPr>
+                <w:b/>
+              </w:rPr>
+              <w:t>how tokens are matched</w:t>
+            </w:r>
+            <w:r>
+              <w:t>, which affects alignment between field labels and their values.</w:t>
+            </w:r>
+          </w:p>
+        </w:tc>
+      </w:tr>
+      <w:tr>
+        <w:tc>
+          <w:tcPr>
+            <w:tcW w:type="dxa" w:w="4680"/>
+          </w:tcPr>
+          <w:p>
+            <w:r/>
             <w:r>
               <w:rPr>
                 <w:rFonts w:ascii="Consolas" w:hAnsi="Consolas"/>
                 <w:sz w:val="18"/>
               </w:rPr>
-              <w:t>SFTTrainer</w:t>
-            </w:r>
-            <w:r>
-              <w:t xml:space="preserve"> brings a mature, well-tested training loop with DeepSpeed/Accelerate integration, callbacks, and resumable checkpoints for free.</w:t>
+              <w:t>v_proj</w:t>
+            </w:r>
+          </w:p>
+        </w:tc>
+        <w:tc>
+          <w:tcPr>
+            <w:tcW w:type="dxa" w:w="4680"/>
+          </w:tcPr>
+          <w:p>
+            <w:r/>
+            <w:r>
+              <w:t xml:space="preserve">Value projection in self-attention. Produces the value vectors aggregated according to attention weights. Adapting it changes </w:t>
+            </w:r>
+            <w:r>
+              <w:rPr>
+                <w:b/>
+              </w:rPr>
+              <w:t>what information is carried forward</w:t>
+            </w:r>
+            <w:r>
+              <w:t xml:space="preserve"> once attention has been assigned.</w:t>
             </w:r>
           </w:p>
         </w:tc>
@@ -9055,51 +9077,180 @@
       <w:tr>
         <w:tc>
           <w:tcPr>
-            <w:tcW w:type="dxa" w:w="2340"/>
-          </w:tcPr>
-          <w:p>
-            <w:r/>
-            <w:r>
-              <w:rPr>
-                <w:b/>
-              </w:rPr>
-              <w:t>Layer 1 — Foundation</w:t>
-            </w:r>
-          </w:p>
-        </w:tc>
-        <w:tc>
-          <w:tcPr>
-            <w:tcW w:type="dxa" w:w="2340"/>
-          </w:tcPr>
-          <w:p>
-            <w:r/>
-            <w:r>
-              <w:rPr>
-                <w:b/>
-              </w:rPr>
-              <w:t>PyTorch · Transformers · PEFT · bitsandbytes · Accelerate/DeepSpeed</w:t>
-            </w:r>
-          </w:p>
-        </w:tc>
-        <w:tc>
-          <w:tcPr>
-            <w:tcW w:type="dxa" w:w="2340"/>
-          </w:tcPr>
-          <w:p>
-            <w:r/>
-            <w:r>
-              <w:t>Tensors/autograd (PyTorch), model + Qwen3-VL classes (Transformers), LoRA adapters (PEFT), 4-bit QLoRA base (bitsandbytes), multi-GPU/sharding (Accelerate + DeepSpeed ZeRO)</w:t>
-            </w:r>
-          </w:p>
-        </w:tc>
-        <w:tc>
-          <w:tcPr>
-            <w:tcW w:type="dxa" w:w="2340"/>
-          </w:tcPr>
-          <w:p>
-            <w:r/>
-            <w:r>
-              <w:t>Standard, battle-tested stack that every Layer-2/3 tool sits on; fixed regardless of anything above it.</w:t>
+            <w:tcW w:type="dxa" w:w="4680"/>
+          </w:tcPr>
+          <w:p>
+            <w:r/>
+            <w:r>
+              <w:rPr>
+                <w:rFonts w:ascii="Consolas" w:hAnsi="Consolas"/>
+                <w:sz w:val="18"/>
+              </w:rPr>
+              <w:t>o_proj</w:t>
+            </w:r>
+          </w:p>
+        </w:tc>
+        <w:tc>
+          <w:tcPr>
+            <w:tcW w:type="dxa" w:w="4680"/>
+          </w:tcPr>
+          <w:p>
+            <w:r/>
+            <w:r>
+              <w:t xml:space="preserve">Output projection in self-attention. Recombines the attention heads into the model dimension. Adapting it changes </w:t>
+            </w:r>
+            <w:r>
+              <w:rPr>
+                <w:b/>
+              </w:rPr>
+              <w:t>how the multi-head result is integrated</w:t>
+            </w:r>
+            <w:r>
+              <w:t xml:space="preserve"> into the residual stream.</w:t>
+            </w:r>
+          </w:p>
+        </w:tc>
+      </w:tr>
+      <w:tr>
+        <w:tc>
+          <w:tcPr>
+            <w:tcW w:type="dxa" w:w="4680"/>
+          </w:tcPr>
+          <w:p>
+            <w:r/>
+            <w:r>
+              <w:rPr>
+                <w:rFonts w:ascii="Consolas" w:hAnsi="Consolas"/>
+                <w:sz w:val="18"/>
+              </w:rPr>
+              <w:t>gate_proj</w:t>
+            </w:r>
+          </w:p>
+        </w:tc>
+        <w:tc>
+          <w:tcPr>
+            <w:tcW w:type="dxa" w:w="4680"/>
+          </w:tcPr>
+          <w:p>
+            <w:r/>
+            <w:r>
+              <w:t xml:space="preserve">Gating projection in the feed-forward network. Controls the gated activation selecting which features pass through the block. Adapting it changes </w:t>
+            </w:r>
+            <w:r>
+              <w:rPr>
+                <w:b/>
+              </w:rPr>
+              <w:t>nonlinear feature selection</w:t>
+            </w:r>
+            <w:r>
+              <w:t xml:space="preserve"> per token.</w:t>
+            </w:r>
+          </w:p>
+        </w:tc>
+      </w:tr>
+      <w:tr>
+        <w:tc>
+          <w:tcPr>
+            <w:tcW w:type="dxa" w:w="4680"/>
+          </w:tcPr>
+          <w:p>
+            <w:r/>
+            <w:r>
+              <w:rPr>
+                <w:rFonts w:ascii="Consolas" w:hAnsi="Consolas"/>
+                <w:sz w:val="18"/>
+              </w:rPr>
+              <w:t>up_proj</w:t>
+            </w:r>
+          </w:p>
+        </w:tc>
+        <w:tc>
+          <w:tcPr>
+            <w:tcW w:type="dxa" w:w="4680"/>
+          </w:tcPr>
+          <w:p>
+            <w:r/>
+            <w:r>
+              <w:t xml:space="preserve">Up projection in the feed-forward network. Expands the hidden representation into the larger intermediate dimension. Adapting it changes </w:t>
+            </w:r>
+            <w:r>
+              <w:rPr>
+                <w:b/>
+              </w:rPr>
+              <w:t>the feature space</w:t>
+            </w:r>
+            <w:r>
+              <w:t xml:space="preserve"> in which per-token transformations occur.</w:t>
+            </w:r>
+          </w:p>
+        </w:tc>
+      </w:tr>
+      <w:tr>
+        <w:tc>
+          <w:tcPr>
+            <w:tcW w:type="dxa" w:w="4680"/>
+          </w:tcPr>
+          <w:p>
+            <w:r/>
+            <w:r>
+              <w:rPr>
+                <w:rFonts w:ascii="Consolas" w:hAnsi="Consolas"/>
+                <w:sz w:val="18"/>
+              </w:rPr>
+              <w:t>down_proj</w:t>
+            </w:r>
+          </w:p>
+        </w:tc>
+        <w:tc>
+          <w:tcPr>
+            <w:tcW w:type="dxa" w:w="4680"/>
+          </w:tcPr>
+          <w:p>
+            <w:r/>
+            <w:r>
+              <w:t xml:space="preserve">Down projection in the feed-forward network. Contracts the intermediate representation back to the model dimension. Adapting it changes </w:t>
+            </w:r>
+            <w:r>
+              <w:rPr>
+                <w:b/>
+              </w:rPr>
+              <w:t>how expanded features are projected back</w:t>
+            </w:r>
+            <w:r>
+              <w:t xml:space="preserve"> into the residual stream.</w:t>
+            </w:r>
+          </w:p>
+        </w:tc>
+      </w:tr>
+      <w:tr>
+        <w:tc>
+          <w:tcPr>
+            <w:tcW w:type="dxa" w:w="4680"/>
+          </w:tcPr>
+          <w:p>
+            <w:r/>
+            <w:r>
+              <w:t>Vision-language projector</w:t>
+            </w:r>
+          </w:p>
+        </w:tc>
+        <w:tc>
+          <w:tcPr>
+            <w:tcW w:type="dxa" w:w="4680"/>
+          </w:tcPr>
+          <w:p>
+            <w:r/>
+            <w:r>
+              <w:t xml:space="preserve">Maps Vision Encoder output into the LLM embedding space. Adapting it changes </w:t>
+            </w:r>
+            <w:r>
+              <w:rPr>
+                <w:b/>
+              </w:rPr>
+              <w:t>how image evidence is fused</w:t>
+            </w:r>
+            <w:r>
+              <w:t xml:space="preserve"> with the language representation — the primary locus of OCR-versus-image arbitration.</w:t>
             </w:r>
           </w:p>
         </w:tc>
@@ -9111,6 +9262,452 @@
         <w:pStyle w:val="BodyText"/>
       </w:pPr>
       <w:r>
+        <w:t xml:space="preserve">In short: adapting </w:t>
+      </w:r>
+      <w:r>
+        <w:rPr>
+          <w:b/>
+        </w:rPr>
+        <w:t>attention</w:t>
+      </w:r>
+      <w:r>
+        <w:t xml:space="preserve"> projections changes how the model routes and aligns information across the sequence; adapting </w:t>
+      </w:r>
+      <w:r>
+        <w:rPr>
+          <w:b/>
+        </w:rPr>
+        <w:t>feed-forward</w:t>
+      </w:r>
+      <w:r>
+        <w:t xml:space="preserve"> projections changes per-token feature transformations; adapting the </w:t>
+      </w:r>
+      <w:r>
+        <w:rPr>
+          <w:b/>
+        </w:rPr>
+        <w:t>projector</w:t>
+      </w:r>
+      <w:r>
+        <w:t xml:space="preserve"> changes cross-modal fusion. Together these cover exactly the three behaviors fine-tuning must learn — schema adherence, field alignment, and modality arbitration. The Vision Encoder is excluded by default under the policy in §3.</w:t>
+      </w:r>
+    </w:p>
+    <w:p>
+      <w:pPr>
+        <w:pStyle w:val="Heading2"/>
+      </w:pPr>
+      <w:r>
+        <w:t>10. Trainer &amp; Framework — The Three-Layer Stack</w:t>
+      </w:r>
+    </w:p>
+    <w:p>
+      <w:pPr>
+        <w:pStyle w:val="BodyText"/>
+      </w:pPr>
+      <w:r>
+        <w:rPr>
+          <w:b/>
+        </w:rPr>
+        <w:t>Clarifying the common confusion:</w:t>
+      </w:r>
+      <w:r>
+        <w:t xml:space="preserve"> “SFTTrainer” and “ms-swift” are </w:t>
+      </w:r>
+      <w:r>
+        <w:rPr>
+          <w:b/>
+        </w:rPr>
+        <w:t>not competing choices</w:t>
+      </w:r>
+      <w:r>
+        <w:t xml:space="preserve"> — they’re different layers of one stack. </w:t>
+      </w:r>
+      <w:r>
+        <w:rPr>
+          <w:rFonts w:ascii="Consolas" w:hAnsi="Consolas"/>
+          <w:sz w:val="18"/>
+        </w:rPr>
+        <w:t>SFTTrainer</w:t>
+      </w:r>
+      <w:r>
+        <w:t xml:space="preserve"> is not skipped; it sits underneath the framework you invoke.</w:t>
+      </w:r>
+    </w:p>
+    <w:p>
+      <w:pPr>
+        <w:pStyle w:val="SourceCode"/>
+      </w:pPr>
+      <w:r>
+        <w:t>Layer 3   ms-swift                          ← what you actually invoke (CLI / config)</w:t>
+      </w:r>
+    </w:p>
+    <w:p>
+      <w:pPr>
+        <w:pStyle w:val="SourceCode"/>
+      </w:pPr>
+      <w:r>
+        <w:t xml:space="preserve">              │   wraps and configures ↓</w:t>
+      </w:r>
+    </w:p>
+    <w:p>
+      <w:pPr>
+        <w:pStyle w:val="SourceCode"/>
+      </w:pPr>
+      <w:r>
+        <w:t>Layer 2   TRL SFTTrainer                    ← the real training loop</w:t>
+      </w:r>
+    </w:p>
+    <w:p>
+      <w:pPr>
+        <w:pStyle w:val="SourceCode"/>
+      </w:pPr>
+      <w:r>
+        <w:t xml:space="preserve">              │   (optimizer, backprop, gradient accumulation,</w:t>
+      </w:r>
+    </w:p>
+    <w:p>
+      <w:pPr>
+        <w:pStyle w:val="SourceCode"/>
+      </w:pPr>
+      <w:r>
+        <w:t xml:space="preserve">              │    checkpointing, eval hooks, early stopping, DeepSpeed/Accelerate)</w:t>
+      </w:r>
+    </w:p>
+    <w:p>
+      <w:pPr>
+        <w:pStyle w:val="SourceCode"/>
+      </w:pPr>
+      <w:r>
+        <w:t xml:space="preserve">              │   built on ↓</w:t>
+      </w:r>
+    </w:p>
+    <w:p>
+      <w:pPr>
+        <w:pStyle w:val="SourceCode"/>
+      </w:pPr>
+      <w:r>
+        <w:t>Layer 1   PyTorch + Transformers + PEFT + bitsandbytes + Accelerate/DeepSpeed</w:t>
+      </w:r>
+    </w:p>
+    <w:p>
+      <w:pPr>
+        <w:pStyle w:val="BodyText"/>
+      </w:pPr>
+      <w:r>
+        <w:t xml:space="preserve">When you run an ms-swift training command, it constructs a TRL </w:t>
+      </w:r>
+      <w:r>
+        <w:rPr>
+          <w:rStyle w:val="VerbatimChar"/>
+        </w:rPr>
+        <w:t>SFTTrainer</w:t>
+      </w:r>
+      <w:r>
+        <w:t xml:space="preserve"> loop — with the Qwen3-VL chat template, LoRA wiring, and the multimodal data collator already set up. You get the full training loop, including DeepSpeed and Accelerate integration, callbacks, and resumable checkpoints, without hand-writing the boilerplate.</w:t>
+      </w:r>
+    </w:p>
+    <w:p>
+      <w:pPr>
+        <w:pStyle w:val="Heading3"/>
+      </w:pPr>
+      <w:r>
+        <w:t>The Decision — Locked Stack</w:t>
+      </w:r>
+    </w:p>
+    <w:p>
+      <w:pPr>
+        <w:pStyle w:val="BodyText"/>
+      </w:pPr>
+      <w:r>
+        <w:t>This is the committed choice for the project, one option per layer (no open alternatives):</w:t>
+      </w:r>
+    </w:p>
+    <w:tbl>
+      <w:tblPr>
+        <w:tblW w:type="auto" w:w="0"/>
+        <w:tblLook w:firstColumn="1" w:firstRow="1" w:lastColumn="0" w:lastRow="0" w:noHBand="0" w:noVBand="1" w:val="04A0"/>
+      </w:tblPr>
+      <w:tblGrid>
+        <w:gridCol w:w="2340"/>
+        <w:gridCol w:w="2340"/>
+        <w:gridCol w:w="2340"/>
+        <w:gridCol w:w="2340"/>
+      </w:tblGrid>
+      <w:tr>
+        <w:tc>
+          <w:tcPr>
+            <w:tcW w:type="dxa" w:w="2340"/>
+          </w:tcPr>
+          <w:p>
+            <w:r>
+              <w:rPr>
+                <w:b/>
+              </w:rPr>
+            </w:r>
+            <w:r>
+              <w:rPr>
+                <w:b/>
+              </w:rPr>
+              <w:t>Layer</w:t>
+            </w:r>
+          </w:p>
+        </w:tc>
+        <w:tc>
+          <w:tcPr>
+            <w:tcW w:type="dxa" w:w="2340"/>
+          </w:tcPr>
+          <w:p>
+            <w:r>
+              <w:rPr>
+                <w:b/>
+              </w:rPr>
+            </w:r>
+            <w:r>
+              <w:rPr>
+                <w:b/>
+              </w:rPr>
+              <w:t>Chosen</w:t>
+            </w:r>
+          </w:p>
+        </w:tc>
+        <w:tc>
+          <w:tcPr>
+            <w:tcW w:type="dxa" w:w="2340"/>
+          </w:tcPr>
+          <w:p>
+            <w:r>
+              <w:rPr>
+                <w:b/>
+              </w:rPr>
+            </w:r>
+            <w:r>
+              <w:rPr>
+                <w:b/>
+              </w:rPr>
+              <w:t>Role</w:t>
+            </w:r>
+          </w:p>
+        </w:tc>
+        <w:tc>
+          <w:tcPr>
+            <w:tcW w:type="dxa" w:w="2340"/>
+          </w:tcPr>
+          <w:p>
+            <w:r>
+              <w:rPr>
+                <w:b/>
+              </w:rPr>
+            </w:r>
+            <w:r>
+              <w:rPr>
+                <w:b/>
+              </w:rPr>
+              <w:t>Why this one</w:t>
+            </w:r>
+          </w:p>
+        </w:tc>
+      </w:tr>
+      <w:tr>
+        <w:tc>
+          <w:tcPr>
+            <w:tcW w:type="dxa" w:w="2340"/>
+          </w:tcPr>
+          <w:p>
+            <w:r/>
+            <w:r>
+              <w:rPr>
+                <w:b/>
+              </w:rPr>
+              <w:t>Layer 3 — Entrypoint</w:t>
+            </w:r>
+          </w:p>
+        </w:tc>
+        <w:tc>
+          <w:tcPr>
+            <w:tcW w:type="dxa" w:w="2340"/>
+          </w:tcPr>
+          <w:p>
+            <w:r/>
+            <w:r>
+              <w:rPr>
+                <w:b/>
+              </w:rPr>
+              <w:t>ms-swift (ModelScope-Swift)</w:t>
+            </w:r>
+          </w:p>
+        </w:tc>
+        <w:tc>
+          <w:tcPr>
+            <w:tcW w:type="dxa" w:w="2340"/>
+          </w:tcPr>
+          <w:p>
+            <w:r/>
+            <w:r>
+              <w:t>What you invoke; builds config, launches training, manages adapters</w:t>
+            </w:r>
+          </w:p>
+        </w:tc>
+        <w:tc>
+          <w:tcPr>
+            <w:tcW w:type="dxa" w:w="2340"/>
+          </w:tcPr>
+          <w:p>
+            <w:r/>
+            <w:r>
+              <w:t xml:space="preserve">Most current first-class Qwen3-VL multimodal support; natively handles interleaved image+text collation, the </w:t>
+            </w:r>
+            <w:r>
+              <w:rPr>
+                <w:rFonts w:ascii="Consolas" w:hAnsi="Consolas"/>
+                <w:sz w:val="18"/>
+              </w:rPr>
+              <w:t>-100</w:t>
+            </w:r>
+            <w:r>
+              <w:t xml:space="preserve"> label masking, and multi-adapter (Foundation + per-type) workflows — a direct match to this architecture. Chosen over LLaMA-Factory to standardize on one framework and avoid the raw-collation masking risk.</w:t>
+            </w:r>
+          </w:p>
+        </w:tc>
+      </w:tr>
+      <w:tr>
+        <w:tc>
+          <w:tcPr>
+            <w:tcW w:type="dxa" w:w="2340"/>
+          </w:tcPr>
+          <w:p>
+            <w:r/>
+            <w:r>
+              <w:rPr>
+                <w:b/>
+              </w:rPr>
+              <w:t>Layer 2 — Training loop</w:t>
+            </w:r>
+          </w:p>
+        </w:tc>
+        <w:tc>
+          <w:tcPr>
+            <w:tcW w:type="dxa" w:w="2340"/>
+          </w:tcPr>
+          <w:p>
+            <w:r/>
+            <w:r>
+              <w:rPr>
+                <w:b/>
+              </w:rPr>
+              <w:t>TRL</w:t>
+            </w:r>
+            <w:r>
+              <w:t xml:space="preserve"> </w:t>
+            </w:r>
+            <w:r>
+              <w:rPr>
+                <w:rFonts w:ascii="Consolas" w:hAnsi="Consolas"/>
+                <w:sz w:val="18"/>
+              </w:rPr>
+              <w:t>SFTTrainer</w:t>
+            </w:r>
+          </w:p>
+        </w:tc>
+        <w:tc>
+          <w:tcPr>
+            <w:tcW w:type="dxa" w:w="2340"/>
+          </w:tcPr>
+          <w:p>
+            <w:r/>
+            <w:r>
+              <w:t>Optimizer step, backprop, gradient accumulation, checkpointing, eval hooks, early stopping</w:t>
+            </w:r>
+          </w:p>
+        </w:tc>
+        <w:tc>
+          <w:tcPr>
+            <w:tcW w:type="dxa" w:w="2340"/>
+          </w:tcPr>
+          <w:p>
+            <w:r/>
+            <w:r>
+              <w:t xml:space="preserve">Not a separate decision — it’s what ms-swift builds on. </w:t>
+            </w:r>
+            <w:r>
+              <w:rPr>
+                <w:rFonts w:ascii="Consolas" w:hAnsi="Consolas"/>
+                <w:sz w:val="18"/>
+              </w:rPr>
+              <w:t>SFTTrainer</w:t>
+            </w:r>
+            <w:r>
+              <w:t xml:space="preserve"> brings a mature, well-tested training loop with DeepSpeed/Accelerate integration, callbacks, and resumable checkpoints for free.</w:t>
+            </w:r>
+          </w:p>
+        </w:tc>
+      </w:tr>
+      <w:tr>
+        <w:tc>
+          <w:tcPr>
+            <w:tcW w:type="dxa" w:w="2340"/>
+          </w:tcPr>
+          <w:p>
+            <w:r/>
+            <w:r>
+              <w:rPr>
+                <w:b/>
+              </w:rPr>
+              <w:t>Layer 1 — Foundation</w:t>
+            </w:r>
+          </w:p>
+        </w:tc>
+        <w:tc>
+          <w:tcPr>
+            <w:tcW w:type="dxa" w:w="2340"/>
+          </w:tcPr>
+          <w:p>
+            <w:r/>
+            <w:r>
+              <w:rPr>
+                <w:b/>
+              </w:rPr>
+              <w:t>PyTorch · Transformers · PEFT · bitsandbytes · Accelerate/DeepSpeed</w:t>
+            </w:r>
+          </w:p>
+        </w:tc>
+        <w:tc>
+          <w:tcPr>
+            <w:tcW w:type="dxa" w:w="2340"/>
+          </w:tcPr>
+          <w:p>
+            <w:r>
+              <w:t xml:space="preserve">Tensors/autograd (PyTorch), model + Qwen3-VL classes (Transformers), LoRA adapters (PEFT), optional 4-bit base (bitsandbytes, only under </w:t>
+            </w:r>
+            <w:r>
+              <w:rPr>
+                <w:rStyle w:val="VerbatimChar"/>
+              </w:rPr>
+              <w:t>load_in_4bit</w:t>
+            </w:r>
+            <w:r>
+              <w:t>), multi-GPU/sharding (Accelerate + DeepSpeed ZeRO)</w:t>
+            </w:r>
+          </w:p>
+        </w:tc>
+        <w:tc>
+          <w:tcPr>
+            <w:tcW w:type="dxa" w:w="2340"/>
+          </w:tcPr>
+          <w:p>
+            <w:r/>
+            <w:r>
+              <w:t>Standard, battle-tested stack that every Layer-2/3 tool sits on; fixed regardless of anything above it.</w:t>
+            </w:r>
+          </w:p>
+        </w:tc>
+      </w:tr>
+    </w:tbl>
+    <w:p/>
+    <w:p>
+      <w:pPr>
+        <w:pStyle w:val="BodyText"/>
+      </w:pPr>
+      <w:r>
         <w:rPr>
           <w:b/>
         </w:rPr>
@@ -9167,23 +9764,71 @@
       </w:r>
       <w:r>
         <w:rPr>
+          <w:rStyle w:val="VerbatimChar"/>
+        </w:rPr>
+        <w:t>training/train_foundation.py</w:t>
+      </w:r>
+      <w:r>
+        <w:t xml:space="preserve"> and </w:t>
+      </w:r>
+      <w:r>
+        <w:rPr>
+          <w:rStyle w:val="VerbatimChar"/>
+        </w:rPr>
+        <w:t>training/train_adapter.py</w:t>
+      </w:r>
+      <w:r>
+        <w:t xml:space="preserve"> are thin wrappers that assemble the ms-swift config (model, corpus version, LoRA params, base precision, DeepSpeed config) and launch it — not custom training loops. Base precision comes from </w:t>
+      </w:r>
+      <w:r>
+        <w:rPr>
+          <w:rStyle w:val="VerbatimChar"/>
+        </w:rPr>
+        <w:t>training/base_precision.py</w:t>
+      </w:r>
+      <w:r>
+        <w:t>, one helper shared by both so they cannot drift apart on how the base is held.</w:t>
+      </w:r>
+    </w:p>
+    <w:p>
+      <w:pPr>
+        <w:pStyle w:val="Compact"/>
+        <w:ind w:left="360"/>
+      </w:pPr>
+      <w:r>
+        <w:t xml:space="preserve">• </w:t>
+      </w:r>
+      <w:r>
+        <w:t xml:space="preserve">The </w:t>
+      </w:r>
+      <w:r>
+        <w:rPr>
+          <w:b/>
+        </w:rPr>
+        <w:t>data collator</w:t>
+      </w:r>
+      <w:r>
+        <w:t xml:space="preserve"> (system/image/OCR tokens masked to </w:t>
+      </w:r>
+      <w:r>
+        <w:rPr>
           <w:rFonts w:ascii="Consolas" w:hAnsi="Consolas"/>
           <w:sz w:val="18"/>
         </w:rPr>
-        <w:t>training/train_foundation.py</w:t>
-      </w:r>
-      <w:r>
-        <w:t xml:space="preserve"> and </w:t>
+        <w:t>-100</w:t>
+      </w:r>
+      <w:r>
+        <w:t xml:space="preserve">, loss only on assistant JSON) is provided by ms-swift; you don’t hand-write it. </w:t>
       </w:r>
       <w:r>
         <w:rPr>
           <w:rFonts w:ascii="Consolas" w:hAnsi="Consolas"/>
           <w:sz w:val="18"/>
         </w:rPr>
-        <w:t>training/train_adapter.py</w:t>
-      </w:r>
-      <w:r>
-        <w:t xml:space="preserve"> are thin wrappers that assemble the ms-swift config (model, corpus version, LoRA/QLoRA params, DeepSpeed config) and launch it — not custom training loops.</w:t>
+        <w:t>training/data_collator.py</w:t>
+      </w:r>
+      <w:r>
+        <w:t xml:space="preserve"> exists only as an override hook if you ever need to customize masking behavior.</w:t>
       </w:r>
     </w:p>
     <w:p>
@@ -9195,36 +9840,23 @@
         <w:t xml:space="preserve">• </w:t>
       </w:r>
       <w:r>
-        <w:t xml:space="preserve">The </w:t>
-      </w:r>
-      <w:r>
-        <w:rPr>
-          <w:b/>
-        </w:rPr>
-        <w:t>data collator</w:t>
-      </w:r>
-      <w:r>
-        <w:t xml:space="preserve"> (system/image/OCR tokens masked to </w:t>
+        <w:rPr>
+          <w:b/>
+        </w:rPr>
+        <w:t>Fallback clause:</w:t>
+      </w:r>
+      <w:r>
+        <w:t xml:space="preserve"> the only condition under which you’d drop to invoking TRL </w:t>
       </w:r>
       <w:r>
         <w:rPr>
           <w:rFonts w:ascii="Consolas" w:hAnsi="Consolas"/>
           <w:sz w:val="18"/>
         </w:rPr>
-        <w:t>-100</w:t>
-      </w:r>
-      <w:r>
-        <w:t xml:space="preserve">, loss only on assistant JSON) is provided by ms-swift; you don’t hand-write it. </w:t>
-      </w:r>
-      <w:r>
-        <w:rPr>
-          <w:rFonts w:ascii="Consolas" w:hAnsi="Consolas"/>
-          <w:sz w:val="18"/>
-        </w:rPr>
-        <w:t>training/data_collator.py</w:t>
-      </w:r>
-      <w:r>
-        <w:t xml:space="preserve"> exists only as an override hook if you ever need to customize masking behavior.</w:t>
+        <w:t>SFTTrainer</w:t>
+      </w:r>
+      <w:r>
+        <w:t xml:space="preserve"> directly at Layer 3 is if ms-swift lacks support for a specific Qwen3-VL capability you need at implementation time. That’s a contingency, not a parallel option — the committed path is ms-swift.</w:t>
       </w:r>
     </w:p>
     <w:p>
@@ -9239,34 +9871,6 @@
         <w:rPr>
           <w:b/>
         </w:rPr>
-        <w:t>Fallback clause:</w:t>
-      </w:r>
-      <w:r>
-        <w:t xml:space="preserve"> the only condition under which you’d drop to invoking TRL </w:t>
-      </w:r>
-      <w:r>
-        <w:rPr>
-          <w:rFonts w:ascii="Consolas" w:hAnsi="Consolas"/>
-          <w:sz w:val="18"/>
-        </w:rPr>
-        <w:t>SFTTrainer</w:t>
-      </w:r>
-      <w:r>
-        <w:t xml:space="preserve"> directly at Layer 3 is if ms-swift lacks support for a specific Qwen3-VL capability you need at implementation time. That’s a contingency, not a parallel option — the committed path is ms-swift.</w:t>
-      </w:r>
-    </w:p>
-    <w:p>
-      <w:pPr>
-        <w:pStyle w:val="Compact"/>
-        <w:ind w:left="360"/>
-      </w:pPr>
-      <w:r>
-        <w:t xml:space="preserve">• </w:t>
-      </w:r>
-      <w:r>
-        <w:rPr>
-          <w:b/>
-        </w:rPr>
         <w:t>Distributed training:</w:t>
       </w:r>
       <w:r>
@@ -9292,11 +9896,11 @@
         <w:t>These are starting points for a sweep, not settled values.</w:t>
       </w:r>
       <w:r>
-        <w:t xml:space="preserve"> The specific numbers below (especially learning rates and epoch counts) are sensible initializations based on QLoRA norms for this model size and task — but treat them as the center of a small hyperparameter search, tuned against your validation set, not as fixed truth. The Foundation-vs-per-type differentiation reflects the right </w:t>
-      </w:r>
-      <w:r>
-        <w:rPr>
-          <w:i/>
+        <w:t xml:space="preserve"> The specific numbers below (especially learning rates and epoch counts) are sensible initializations based on LoRA norms for this model size and task — but treat them as the center of a small hyperparameter search, tuned against your validation set, not as fixed truth. The Foundation-vs-per-type differentiation reflects the right </w:t>
+      </w:r>
+      <w:r>
+        <w:rPr>
+          <w:b/>
         </w:rPr>
         <w:t>direction</w:t>
       </w:r>
@@ -9960,20 +10564,30 @@
             <w:tcW w:type="dxa" w:w="3120"/>
           </w:tcPr>
           <w:p>
-            <w:r/>
-            <w:r>
-              <w:t>AdamW, paged 8-bit under QLoRA</w:t>
-            </w:r>
-          </w:p>
-        </w:tc>
-        <w:tc>
-          <w:tcPr>
-            <w:tcW w:type="dxa" w:w="3120"/>
-          </w:tcPr>
-          <w:p>
-            <w:r/>
-            <w:r>
-              <w:t>AdamW, paged 8-bit under QLoRA</w:t>
+            <w:r>
+              <w:rPr>
+                <w:rStyle w:val="VerbatimChar"/>
+              </w:rPr>
+              <w:t>adamw_torch</w:t>
+            </w:r>
+            <w:r>
+              <w:t xml:space="preserve"> (fp32 state)</w:t>
+            </w:r>
+          </w:p>
+        </w:tc>
+        <w:tc>
+          <w:tcPr>
+            <w:tcW w:type="dxa" w:w="3120"/>
+          </w:tcPr>
+          <w:p>
+            <w:r>
+              <w:rPr>
+                <w:rStyle w:val="VerbatimChar"/>
+              </w:rPr>
+              <w:t>adamw_torch</w:t>
+            </w:r>
+            <w:r>
+              <w:t xml:space="preserve"> (fp32 state)</w:t>
             </w:r>
           </w:p>
         </w:tc>
@@ -10702,31 +11316,37 @@
             <w:tcW w:type="dxa" w:w="3120"/>
           </w:tcPr>
           <w:p>
-            <w:r/>
-            <w:r>
-              <w:t>Base quantization</w:t>
-            </w:r>
-          </w:p>
-        </w:tc>
-        <w:tc>
-          <w:tcPr>
-            <w:tcW w:type="dxa" w:w="3120"/>
-          </w:tcPr>
-          <w:p>
-            <w:r/>
-            <w:r>
-              <w:t>4-bit NF4, double quantization, bf16 compute</w:t>
-            </w:r>
-          </w:p>
-        </w:tc>
-        <w:tc>
-          <w:tcPr>
-            <w:tcW w:type="dxa" w:w="3120"/>
-          </w:tcPr>
-          <w:p>
-            <w:r/>
-            <w:r>
-              <w:t>4-bit NF4, double quantization, bf16 compute</w:t>
+            <w:r>
+              <w:t>Base precision</w:t>
+            </w:r>
+          </w:p>
+        </w:tc>
+        <w:tc>
+          <w:tcPr>
+            <w:tcW w:type="dxa" w:w="3120"/>
+          </w:tcPr>
+          <w:p>
+            <w:r>
+              <w:t>bf16 frozen base (</w:t>
+            </w:r>
+            <w:r>
+              <w:rPr>
+                <w:rStyle w:val="VerbatimChar"/>
+              </w:rPr>
+              <w:t>load_in_4bit: false</w:t>
+            </w:r>
+            <w:r>
+              <w:t>, §9.2)</w:t>
+            </w:r>
+          </w:p>
+        </w:tc>
+        <w:tc>
+          <w:tcPr>
+            <w:tcW w:type="dxa" w:w="3120"/>
+          </w:tcPr>
+          <w:p>
+            <w:r>
+              <w:t>Same</w:t>
             </w:r>
           </w:p>
         </w:tc>
@@ -11918,7 +12538,15 @@
         <w:pStyle w:val="SourceCode"/>
       </w:pPr>
       <w:r>
-        <w:t xml:space="preserve">    "technique": "QLoRA",</w:t>
+        <w:t xml:space="preserve">        "technique": "LoRA",                       // "LoRA" | "QLoRA" — required</w:t>
+      </w:r>
+    </w:p>
+    <w:p>
+      <w:pPr>
+        <w:pStyle w:val="SourceCode"/>
+      </w:pPr>
+      <w:r>
+        <w:t xml:space="preserve">        "base_quantization": "bf16_frozen_base",</w:t>
       </w:r>
     </w:p>
     <w:p>
@@ -12429,7 +13057,7 @@
         <w:pStyle w:val="SourceCode"/>
       </w:pPr>
       <w:r>
-        <w:t xml:space="preserve">                         → QLoRA train (Foundation or per-type)</w:t>
+        <w:t xml:space="preserve">                         → LoRA train (Foundation or per-type)</w:t>
       </w:r>
     </w:p>
     <w:p>
@@ -14245,7 +14873,7 @@
         <w:pStyle w:val="SourceCode"/>
       </w:pPr>
       <w:r>
-        <w:t>run QLoRA training                       request ──&gt; classify doc type</w:t>
+        <w:t>run LoRA training                        request ──&gt; classify doc type</w:t>
       </w:r>
     </w:p>
     <w:p>
@@ -19235,7 +19863,16 @@
         <w:t xml:space="preserve">• </w:t>
       </w:r>
       <w:r>
-        <w:t>[ ] QLoRA, 4-bit base, bf16 adapters, flash-attention 2</w:t>
+        <w:t xml:space="preserve">[ ] LoRA on a bf16 base, bf16 adapters, flash-attention 2 (§9.2); </w:t>
+      </w:r>
+      <w:r>
+        <w:rPr>
+          <w:rStyle w:val="VerbatimChar"/>
+        </w:rPr>
+        <w:t>load_in_4bit</w:t>
+      </w:r>
+      <w:r>
+        <w:t xml:space="preserve"> available for VRAM-constrained pods, and the manifest records which way each run went.</w:t>
       </w:r>
     </w:p>
     <w:p>
@@ -20319,9 +20956,17 @@
             <w:tcW w:type="dxa" w:w="3120"/>
           </w:tcPr>
           <w:p>
-            <w:r/>
-            <w:r>
-              <w:t>Makes the 4-bit NF4 quantized base and the paged 8-bit AdamW optimizer possible; this is what puts the “Q” in QLoRA.</w:t>
+            <w:r>
+              <w:t xml:space="preserve">Only used when </w:t>
+            </w:r>
+            <w:r>
+              <w:rPr>
+                <w:rStyle w:val="VerbatimChar"/>
+              </w:rPr>
+              <w:t>load_in_4bit: true</w:t>
+            </w:r>
+            <w:r>
+              <w:t xml:space="preserve"> (§9.2). Under the bf16 default neither the 4-bit base nor a paged 8-bit optimizer is in play, but the dependency stays so flipping the flag needs no environment change.</w:t>
             </w:r>
           </w:p>
         </w:tc>
@@ -20626,9 +21271,23 @@
             <w:tcW w:type="dxa" w:w="3120"/>
           </w:tcPr>
           <w:p>
-            <w:r/>
-            <w:r>
-              <w:t>Cuts VRAM enough to train an 8B multimodal model on a single GPU, without meaningfully hurting quality for behavior/format adaptation.</w:t>
+            <w:r>
+              <w:rPr>
+                <w:b/>
+              </w:rPr>
+              <w:t>Not the default here</w:t>
+            </w:r>
+            <w:r>
+              <w:t xml:space="preserve"> (§9.2): the base is held in bf16 so the adapter trains against the same weights it is served against. Available via </w:t>
+            </w:r>
+            <w:r>
+              <w:rPr>
+                <w:rStyle w:val="VerbatimChar"/>
+              </w:rPr>
+              <w:t>load_in_4bit</w:t>
+            </w:r>
+            <w:r>
+              <w:t xml:space="preserve"> on a VRAM-constrained pod, where it saves ~11 GB of base weights at the cost of that alignment and ~20-40% slower steps.</w:t>
             </w:r>
           </w:p>
         </w:tc>
@@ -20702,9 +21361,17 @@
             <w:tcW w:type="dxa" w:w="3120"/>
           </w:tcPr>
           <w:p>
-            <w:r/>
-            <w:r>
-              <w:t>The base-model storage format under QLoRA.</w:t>
+            <w:r>
+              <w:t xml:space="preserve">The base-model storage format when </w:t>
+            </w:r>
+            <w:r>
+              <w:rPr>
+                <w:rStyle w:val="VerbatimChar"/>
+              </w:rPr>
+              <w:t>load_in_4bit</w:t>
+            </w:r>
+            <w:r>
+              <w:t xml:space="preserve"> is enabled — opt-in, not the default (§9.2).</w:t>
             </w:r>
           </w:p>
         </w:tc>

--- a/Documentation/finetuning-architecture-v1.docx
+++ b/Documentation/finetuning-architecture-v1.docx
@@ -2,6 +2,30 @@
 <file path=word/document.xml><?xml version="1.0" encoding="utf-8"?>
 <w:document xmlns:w="http://schemas.openxmlformats.org/wordprocessingml/2006/main" xmlns:m="http://schemas.openxmlformats.org/officeDocument/2006/math" xmlns:r="http://schemas.openxmlformats.org/officeDocument/2006/relationships" xmlns:o="urn:schemas-microsoft-com:office:office" xmlns:v="urn:schemas-microsoft-com:vml" xmlns:w10="urn:schemas-microsoft-com:office:word" xmlns:a="http://schemas.openxmlformats.org/drawingml/2006/main" xmlns:pic="http://schemas.openxmlformats.org/drawingml/2006/picture" xmlns:wp="http://schemas.openxmlformats.org/drawingml/2006/wordprocessingDrawing">
   <w:body>
+    <w:p>
+      <w:pPr>
+        <w:pStyle w:val="Compact"/>
+        <w:ind w:left="360"/>
+      </w:pPr>
+      <w:r>
+        <w:rPr>
+          <w:b/>
+        </w:rPr>
+        <w:t>SUPERSEDED BY v2.1 — DO NOT IMPLEMENT FROM THIS DOCUMENT</w:t>
+      </w:r>
+    </w:p>
+    <w:p>
+      <w:pPr>
+        <w:pStyle w:val="Compact"/>
+        <w:ind w:left="360"/>
+      </w:pPr>
+      <w:r>
+        <w:rPr>
+          <w:b w:val="0"/>
+        </w:rPr>
+        <w:t>The current architecture is finetuning-architecture-v2.1.docx, and the codebase implements that one. This file is kept because the v2.1 revision tables reference what v1 said and why it changed — a decision log is worth less without the decision it reversed. Its central claims are no longer true: the adapter topology, the token budgets, the promotion gate, the confidence method, the split unit, the serving formats and the trainer stack have all been replaced. See the v1 Markdown file for a side-by-side table.</w:t>
+      </w:r>
+    </w:p>
     <w:p>
       <w:pPr>
         <w:pStyle w:val="Compact"/>

--- a/Documentation/finetuning-architecture-v1.docx
+++ b/Documentation/finetuning-architecture-v1.docx
@@ -24,6 +24,18 @@
           <w:b w:val="0"/>
         </w:rPr>
         <w:t>The current architecture is finetuning-architecture-v2.1.docx, and the codebase implements that one. This file is kept because the v2.1 revision tables reference what v1 said and why it changed — a decision log is worth less without the decision it reversed. Its central claims are no longer true: the adapter topology, the token budgets, the promotion gate, the confidence method, the split unit, the serving formats and the trainer stack have all been replaced. See the v1 Markdown file for a side-by-side table.</w:t>
+      </w:r>
+    </w:p>
+    <w:p>
+      <w:pPr>
+        <w:pStyle w:val="Compact"/>
+        <w:ind w:left="360"/>
+      </w:pPr>
+      <w:r>
+        <w:rPr>
+          <w:b w:val="0"/>
+        </w:rPr>
+        <w:t>Update 2026-09-27: v2.1 now carries a “Revision v2.2 — Implementation Update” section (canonical LOB output with MM/DD/YYYY dates, policy windows for 200+ page documents, the frozen golden eval set, the per-line split, the pinned dependency stack, GPU-only model compute, tmux-detached pod jobs). The module-level detail is in Implementation MDs/SPEC_00_MASTER_CONTEXT.md §13.</w:t>
       </w:r>
     </w:p>
     <w:p>
